--- a/rajasthan-nurse-50/Test_37_Full_Test_Ordered.docx
+++ b/rajasthan-nurse-50/Test_37_Full_Test_Ordered.docx
@@ -34,7 +34,7 @@
     </w:p>
     <w:p>
       <w:r>
-        <w:t>Solution: GAD involves excessive worry across domains; CBT and SSRIs help.</w:t>
+        <w:t>Solution: ✅ Correct Answer: A. Multifactorial: genetic, temperament, and stress | 🧠 Clinical Rationale: GAD involves excessive worry across domains; CBT and SSRIs help. | ❌ Why Not Others? | B — Single cause always: not the appropriate nursing action here | C — Diet: INH depletes B6; supplement to prevent neuropathy. | D — Exercise: Calcium, vitamin D, and fall prevention maintain bone health. | ⚠️ Exam Trap: Read the exact question — the correct fact and its look-alike options are easy to interchange. | 💎 PNC Pearl: Multifactorial: genetic, temperament, and stress → GAD involves excessive worry across domains; CBT and SSRIs help</w:t>
       </w:r>
     </w:p>
     <w:p>
@@ -79,7 +79,7 @@
     </w:p>
     <w:p>
       <w:r>
-        <w:t>Solution: FGDs gather rich qualitative data in groups.</w:t>
+        <w:t>Solution: ✅ Correct Answer: A. Exploring community views efficiently | 🧠 Clinical Rationale: FGDs gather rich qualitative data in groups. | ❌ Why Not Others? | B — Surveys only: not the appropriate nursing action here | C — Diet: INH depletes B6; supplement to prevent neuropathy. | D — Climate: NMSA promotes sustainable agriculture. | ⚠️ Exam Trap: Read the exact question — the correct fact and its look-alike options are easy to interchange. | 💎 PNC Pearl: Exploring community views efficiently → FGDs gather rich qualitative data in groups</w:t>
       </w:r>
     </w:p>
     <w:p>
@@ -124,7 +124,7 @@
     </w:p>
     <w:p>
       <w:r>
-        <w:t>Solution: There are 12 pairs of cranial nerves.</w:t>
+        <w:t>Solution: ✅ Correct Answer: A. 12 pairs | 🧠 Clinical Rationale: There are 12 pairs of cranial nerves. | ❌ Why Not Others? | B — 31 pairs: There are 31 pairs of spinal nerves. | C — 10 pairs: not the appropriate nursing action here | D — 8 pairs: not the appropriate nursing action here | ⚠️ Exam Trap: Read the exact question — the correct fact and its look-alike options are easy to interchange. | 💎 PNC Pearl: 12 pairs → There are of cranial nerves</w:t>
       </w:r>
     </w:p>
     <w:p>
@@ -169,7 +169,7 @@
     </w:p>
     <w:p>
       <w:r>
-        <w:t>Solution: Remove from exposure and give oxygen; prevention is key.</w:t>
+        <w:t>Solution: ✅ Correct Answer: A. Indoor biomass and vehicle fumes | 🧠 Clinical Rationale: Remove from exposure and give oxygen; prevention is key. | ❌ Why Not Others? | B — Diet: INH depletes B6; supplement to prevent neuropathy. | C — Exercise: Calcium, vitamin D, and fall prevention maintain bone health. | D — Vaccination: Absence of a scar does not mean no protection; check vaccination records. | ⚠️ Exam Trap: Read the exact question — the correct fact and its look-alike options are easy to interchange. | 💎 PNC Pearl: Indoor biomass and vehicle fumes → Remove from exposure and give oxygen; prevention is key</w:t>
       </w:r>
     </w:p>
     <w:p>
@@ -214,7 +214,7 @@
     </w:p>
     <w:p>
       <w:r>
-        <w:t>Solution: JG cells release renin in response to low pressure.</w:t>
+        <w:t>Solution: ✅ Correct Answer: A. Renin | 🧠 Clinical Rationale: JG cells release renin in response to low pressure. | ❌ Why Not Others? | B — Erythropoietin only: not the appropriate nursing action here | C — Aldosterone: Acts on the DCT for Na+/K+ exchange. | D — ADH: Inserts aquaporins to reabsorb water. | ⚠️ Exam Trap: Read the exact question — the correct fact and its look-alike options are easy to interchange. | 💎 PNC Pearl: Renin → JG cells release in response to low pressure</w:t>
       </w:r>
     </w:p>
     <w:p>
@@ -259,7 +259,7 @@
     </w:p>
     <w:p>
       <w:r>
-        <w:t>Solution: Supervise eating and water; teach first aid.</w:t>
+        <w:t>Solution: ✅ Correct Answer: A. Choking and drowning | 🧠 Clinical Rationale: Supervise eating and water; teach first aid. | ❌ Why Not Others? | B — Diet always: not the appropriate nursing action here | C — Exercise: Calcium, vitamin D, and fall prevention maintain bone health. | D — Vaccination: Absence of a scar does not mean no protection; check vaccination records. | ⚠️ Exam Trap: Read the exact question — the correct fact and its look-alike options are easy to interchange. | 💎 PNC Pearl: Choking and drowning → Supervise eating and water; teach first aid</w:t>
       </w:r>
     </w:p>
     <w:p>
@@ -304,7 +304,7 @@
     </w:p>
     <w:p>
       <w:r>
-        <w:t>Solution: EI predicts interpersonal and professional success.</w:t>
+        <w:t>Solution: ✅ Correct Answer: A. Perceiving, using, understanding, and managing emotions | 🧠 Clinical Rationale: EI predicts interpersonal and professional success. | ❌ Why Not Others? | B — IQ only: not the appropriate nursing action here | C — Memory: Involves encoding, storage, and retrieval. | D — Reflexes: Loss of patellar reflexes (first sign), respirations &lt;12/min, and oliguria indicate magnesium toxicity. | ⚠️ Exam Trap: Read the exact question — the correct fact and its look-alike options are easy to interchange. | 💎 PNC Pearl: Perceiving, using, understanding, and managing emotions → EI predicts interpersonal and professional success</w:t>
       </w:r>
     </w:p>
     <w:p>
@@ -349,7 +349,7 @@
     </w:p>
     <w:p>
       <w:r>
-        <w:t>Solution: Albumin maintains oncotic pressure.</w:t>
+        <w:t>Solution: ✅ Correct Answer: A. Albumin | 🧠 Clinical Rationale: Albumin maintains oncotic pressure. | ❌ Why Not Others? | B — Globulin: not the appropriate nursing action here | C — Fibrinogen: not the appropriate nursing action here | D — Haemoglobin: Hb is the primary anaemia screen; ferritin confirms iron status. | ⚠️ Exam Trap: Read the exact question — the correct fact and its look-alike options are easy to interchange. | 💎 PNC Pearl: Albumin → maintains oncotic pressure</w:t>
       </w:r>
     </w:p>
     <w:p>
@@ -394,7 +394,7 @@
     </w:p>
     <w:p>
       <w:r>
-        <w:t>Solution: Safe public spaces and groups promote activity.</w:t>
+        <w:t>Solution: ✅ Correct Answer: A. Environment and social support | 🧠 Clinical Rationale: Safe public spaces and groups promote activity. | ❌ Why Not Others? | B — Genetics: Diet and heredity drive LDL; statins and lifestyle lower it. | C — Climate: NMSA promotes sustainable agriculture. | D — Diet: INH depletes B6; supplement to prevent neuropathy. | ⚠️ Exam Trap: Read the exact question — the correct fact and its look-alike options are easy to interchange. | 💎 PNC Pearl: Environment and social support → Safe public spaces and groups promote activity</w:t>
       </w:r>
     </w:p>
     <w:p>
@@ -439,7 +439,7 @@
     </w:p>
     <w:p>
       <w:r>
-        <w:t>Solution: Thyroid storm is a hypermetabolic emergency with fever and cardiovascular collapse.</w:t>
+        <w:t>Solution: ✅ Correct Answer: A. Hyperthermia, tachycardia, and agitation | 🧠 Clinical Rationale: Thyroid storm is a hypermetabolic emergency with fever and cardiovascular collapse. | ❌ Why Not Others? | B — Hypothermia: Severe malnutrition risks hypoglycaemia, hypothermia, and electrolyte imbalance; treat urgently. | C — Bradycardia: Bradycardia = 60 beats per minute | D — Sedation: The Pasero scale grades sedation to prevent respiratory depression. | ⚠️ Exam Trap: Read the exact question — the correct fact and its look-alike options are easy to interchange. | 💎 PNC Pearl: Hyperthermia, tachycardia, and agitation → Thyroid storm is a hypermetabolic emergency with fever and cardiovascular collapse</w:t>
       </w:r>
     </w:p>
     <w:p>
@@ -484,7 +484,7 @@
     </w:p>
     <w:p>
       <w:r>
-        <w:t>Solution: Peer support and debriefing protect mental health.</w:t>
+        <w:t>Solution: ✅ Correct Answer: A. It reduces stress and burnout | 🧠 Clinical Rationale: Peer support and debriefing protect mental health. | ❌ Why Not Others? | B — It wastes time: not the appropriate nursing action here | C — Staff dislike it: not the appropriate nursing action here | D — It costs money: not the appropriate nursing action here | ⚠️ Exam Trap: Read the exact question — the correct fact and its look-alike options are easy to interchange. | 💎 PNC Pearl: It reduces stress and burnout → Peer support and debriefing protect mental health</w:t>
       </w:r>
     </w:p>
     <w:p>
@@ -529,7 +529,7 @@
     </w:p>
     <w:p>
       <w:r>
-        <w:t>Solution: The IMRAD structure organizes scientific reports.</w:t>
+        <w:t>Solution: ✅ Correct Answer: A. Introduction, methods, results, and discussion | 🧠 Clinical Rationale: The IMRAD structure organizes scientific reports. | ❌ Why Not Others? | B — Only results: not the appropriate nursing action here | C — Only the questionnaire: not the appropriate nursing action here | D — Only the abstract: not the appropriate nursing action here | ⚠️ Exam Trap: Read the exact question — the correct fact and its look-alike options are easy to interchange. | 💎 PNC Pearl: Introduction, methods, results, and discussion → The IMRAD structure organizes scientific reports</w:t>
       </w:r>
     </w:p>
     <w:p>
@@ -574,7 +574,7 @@
     </w:p>
     <w:p>
       <w:r>
-        <w:t>Solution: Cool burns with water, cover, and refer; never apply creams.</w:t>
+        <w:t>Solution: ✅ Correct Answer: A. Cooling with running water for 20 minutes | 🧠 Clinical Rationale: Cool burns with water, cover, and refer; never apply creams. | ❌ Why Not Others? | B — Butter and ice: not the first aid | C — Diet: INH depletes B6; supplement to prevent neuropathy. — not the first aid | D — Climate: NMSA promotes sustainable agriculture. — not the first aid | ⚠️ Exam Trap: Read the exact question — the correct fact and its look-alike options are easy to interchange. | 💎 PNC Pearl: Cooling with running water for 20 minutes = the first aid</w:t>
       </w:r>
     </w:p>
     <w:p>
@@ -619,7 +619,7 @@
     </w:p>
     <w:p>
       <w:r>
-        <w:t>Solution: No photoreceptors exist at the optic disc.</w:t>
+        <w:t>Solution: ✅ Correct Answer: A. The optic nerve leaves the retina | 🧠 Clinical Rationale: No photoreceptors exist at the optic disc. | ❌ Why Not Others? | B — Vision is sharpest: not the appropriate nursing action here | C — The lens sits: not the appropriate nursing action here | D — The iris opens: not the appropriate nursing action here | ⚠️ Exam Trap: Read the exact question — the correct fact and its look-alike options are easy to interchange. | 💎 PNC Pearl: The optic nerve leaves the retina → No photoreceptors exist at the optic disc</w:t>
       </w:r>
     </w:p>
     <w:p>
@@ -664,7 +664,7 @@
     </w:p>
     <w:p>
       <w:r>
-        <w:t>Solution: PPE protects against exposure.</w:t>
+        <w:t>Solution: ✅ Correct Answer: A. Gloves, gown, mask, and eye protection | 🧠 Clinical Rationale: PPE protects against exposure. | ❌ Why Not Others? | B — Only gloves: not the appropriate nursing action here | C — Only masks: not the appropriate nursing action here | D — Only gowns: not the appropriate nursing action here | ⚠️ Exam Trap: Read the exact question — the correct fact and its look-alike options are easy to interchange. | 💎 PNC Pearl: Gloves, gown, mask, and eye protection → PPE protects against exposure</w:t>
       </w:r>
     </w:p>
     <w:p>
@@ -709,7 +709,7 @@
     </w:p>
     <w:p>
       <w:r>
-        <w:t>Solution: Prostaglandin E1 keeps the ductus open in duct-dependent lesions until surgery.</w:t>
+        <w:t>Solution: ✅ Correct Answer: A. Critical coarctation and TGA with poor mixing | 🧠 Clinical Rationale: Prostaglandin E1 keeps the ductus open in duct-dependent lesions until surgery. | ❌ Why Not Others? | B — VSD alone: not the appropriate nursing action here | C — ASD alone: not the appropriate nursing action here | D — Mild PDA: not the appropriate nursing action here | ⚠️ Exam Trap: Read the exact question — the correct fact and its look-alike options are easy to interchange. | 💎 PNC Pearl: Critical coarctation and TGA with poor mixing → Prostaglandin E1 keeps the ductus open in duct-dependent lesions until surgery</w:t>
       </w:r>
     </w:p>
     <w:p>
@@ -754,7 +754,7 @@
     </w:p>
     <w:p>
       <w:r>
-        <w:t>Solution: Danger-sign recognition and early antibiotics save newborns.</w:t>
+        <w:t>Solution: ✅ Correct Answer: A. Delay in recognition and treatment | 🧠 Clinical Rationale: Danger-sign recognition and early antibiotics save newborns. | ❌ Why Not Others? | B — Diet: INH depletes B6; supplement to prevent neuropathy. | C — Exercise: Calcium, vitamin D, and fall prevention maintain bone health. | D — Vaccination: Absence of a scar does not mean no protection; check vaccination records. | ⚠️ Exam Trap: Read the exact question — the correct fact and its look-alike options are easy to interchange. | 💎 PNC Pearl: Delay in recognition and treatment → Danger-sign recognition and early antibiotics save newborns</w:t>
       </w:r>
     </w:p>
     <w:p>
@@ -799,7 +799,7 @@
     </w:p>
     <w:p>
       <w:r>
-        <w:t>Solution: Chlamydia causes mucopurulent conjunctivitis after day 5; systemic erythromycin treats it.</w:t>
+        <w:t>Solution: ✅ Correct Answer: A. Chlamydia or chemical irritation | 🧠 Clinical Rationale: Chlamydia causes mucopurulent conjunctivitis after day 5; systemic erythromycin treats it. | ❌ Why Not Others? | B — Gonococcus always: not the appropriate nursing action here | C — Measles: UIP achieved polio eradication and reduced measles deaths. | D — Allergy: Screening prevents anaphylaxis; also send cultures before starting therapy. | ⚠️ Exam Trap: Read the exact question — the correct fact and its look-alike options are easy to interchange. | 💎 PNC Pearl: Chlamydia causes mucopurulent conjunctivitis after day 5; systemic erythromycin treats it.</w:t>
       </w:r>
     </w:p>
     <w:p>
@@ -844,7 +844,7 @@
     </w:p>
     <w:p>
       <w:r>
-        <w:t>Solution: Viral load tracks HIV suppression.</w:t>
+        <w:t>Solution: ✅ Correct Answer: A. Assess treatment response | 🧠 Clinical Rationale: Viral load tracks HIV suppression. | ❌ Why Not Others? | B — Measure weight: not the appropriate nursing action here | C — Check BP: not the appropriate nursing action here | D — Count calories: not the appropriate nursing action here | ⚠️ Exam Trap: Read the exact question — the correct fact and its look-alike options are easy to interchange. | 💎 PNC Pearl: Assess treatment response → Viral load tracks HIV suppression</w:t>
       </w:r>
     </w:p>
     <w:p>
@@ -889,7 +889,7 @@
     </w:p>
     <w:p>
       <w:r>
-        <w:t>Solution: Minimize punctures, use small needles, and apply prolonged pressure to prevent bleeding.</w:t>
+        <w:t>Solution: ✅ Correct Answer: A. Avoid IM injections and use firm pressure after venepuncture | 🧠 Clinical Rationale: Minimize punctures, use small needles, and apply prolonged pressure to prevent bleeding. | ❌ Why Not Others? | B — Apply heat to all sites: not the appropriate nursing action here | C — Give aspirin: not the appropriate nursing action here | D — Use a tourniquet tightly: not the appropriate nursing action here | ⚠️ Exam Trap: Read the exact question — the correct fact and its look-alike options are easy to interchange. | 💎 PNC Pearl: Avoid IM injections and use firm pressure after venepuncture → Minimize punctures, use small needles, and apply prolonged pressure to prevent bleeding</w:t>
       </w:r>
     </w:p>
     <w:p>
@@ -934,7 +934,7 @@
     </w:p>
     <w:p>
       <w:r>
-        <w:t>Solution: Typhoid causes sustained fever, rose spots, and hepatosplenomegaly; treat with azithromycin/ceftriaxone.</w:t>
+        <w:t>Solution: ✅ Correct Answer: A. Salmonella typhi through contaminated food/water | 🧠 Clinical Rationale: Typhoid causes sustained fever, rose spots, and hepatosplenomegaly; treat with azithromycin/ceftriaxone. | ❌ Why Not Others? | B — Diet always: not the appropriate nursing action here | C — Exercise always: not the appropriate nursing action here | D — Trauma: Birth trauma, episiotomy pain, and epidurals impair bladder sensation; monitor voiding closely. | ⚠️ Exam Trap: Read the exact question — the correct fact and its look-alike options are easy to interchange. | 💎 PNC Pearl: Salmonella typhi through contaminated food/water → Typhoid causes sustained fever, rose spots, and hepatosplenomegaly; treat with azithromycin/ceftriaxone</w:t>
       </w:r>
     </w:p>
     <w:p>
@@ -979,7 +979,7 @@
     </w:p>
     <w:p>
       <w:r>
-        <w:t>Solution: Adrenal insufficiency causes pigmentation, low BP, and electrolyte disturbance.</w:t>
+        <w:t>Solution: ✅ Correct Answer: A. Hyperpigmentation, hypotension, and hyponatraemia | 🧠 Clinical Rationale: Adrenal insufficiency causes pigmentation, low BP, and electrolyte disturbance. | ❌ Why Not Others? | B — Moon face and striae: not the appropriate nursing action here | C — Exophthalmos: Graves' disease causes goitre, proptosis, and hyperthyroidism. | D — Polyuria: Polyuria = 2,500 ml per day | ⚠️ Exam Trap: Read the exact question — the correct fact and its look-alike options are easy to interchange. | 💎 PNC Pearl: Hyperpigmentation, hypotension, and hyponatraemia → Adrenal insufficiency causes pigmentation, low BP, and electrolyte disturbance</w:t>
       </w:r>
     </w:p>
     <w:p>
@@ -1024,7 +1024,7 @@
     </w:p>
     <w:p>
       <w:r>
-        <w:t>Solution: Abdominal subcutaneous absorption is rapid and uniform; rotate sites to prevent lipohypertrophy.</w:t>
+        <w:t>Solution: ✅ Correct Answer: A. Absorption is fastest and most consistent there | 🧠 Clinical Rationale: Abdominal subcutaneous absorption is rapid and uniform; rotate sites to prevent lipohypertrophy. | ❌ Why Not Others? | B — It is the least painful: not the appropriate nursing action here | C — It avoids all blood vessels: not the appropriate nursing action here | D — It prevents lipodystrophy: not the appropriate nursing action here | ⚠️ Exam Trap: Read the exact question — the correct fact and its look-alike options are easy to interchange. | 💎 PNC Pearl: Absorption is fastest and most consistent there → Abdominal subcutaneous absorption is rapid and uniform; rotate sites to prevent lipohypertrophy</w:t>
       </w:r>
     </w:p>
     <w:p>
@@ -1069,7 +1069,7 @@
     </w:p>
     <w:p>
       <w:r>
-        <w:t>Solution: Sounds appear as the cuff deflates: phase I systolic, phase V diastolic.</w:t>
+        <w:t>Solution: ✅ Correct Answer: A. As the cuff is deflated over the brachial artery | 🧠 Clinical Rationale: Sounds appear as the cuff deflates: phase I systolic, phase V diastolic. | ❌ Why Not Others? | B — As the cuff is inflated: not the appropriate nursing action here | C — After removing the cuff: not the appropriate nursing action here | D — During the pulse check: not the appropriate nursing action here | ⚠️ Exam Trap: Don’t confuse "As the cuff is deflated over the brachial artery" with "As the cuff is inflated" — they look alike and are easy to interchange. | 💎 PNC Pearl: As the cuff is deflated over the brachial artery → Sounds appear as the cuff deflates: phase I systolic, phase V diastolic</w:t>
       </w:r>
     </w:p>
     <w:p>
@@ -1114,7 +1114,7 @@
     </w:p>
     <w:p>
       <w:r>
-        <w:t>Solution: Primary prevention acts before disease occurs - immunization, hygiene, nutrition.</w:t>
+        <w:t>Solution: ✅ Correct Answer: A. Primary prevention | 🧠 Clinical Rationale: Primary prevention acts before disease occurs - immunization, hygiene, nutrition. | ❌ Why Not Others? | B — Secondary prevention: Detects disease early before symptoms. | C — Tertiary prevention: Limits disability and restores function. | D — Quaternary prevention: not the appropriate nursing action here | ⚠️ Exam Trap: Read the exact question — the correct fact and its look-alike options are easy to interchange. | 💎 PNC Pearl: Primary prevention → acts before disease occurs - immunization, hygiene, nutrition</w:t>
       </w:r>
     </w:p>
     <w:p>
@@ -1159,7 +1159,7 @@
     </w:p>
     <w:p>
       <w:r>
-        <w:t>Solution: PRISMA guides reporting of systematic reviews.</w:t>
+        <w:t>Solution: ✅ Correct Answer: A. Preferred Reporting Items for Systematic Reviews and Meta-Analyses | 🧠 Clinical Rationale: PRISMA guides reporting of systematic reviews. | ❌ Why Not Others? | B — Precise Reporting of International Systematic Medical Analyses: not the appropriate nursing action here | C — Primary Reporting of Intervention Studies and Meta-Analyses: not the appropriate nursing action here | D — Preferred Research Index for Systematic Medical Assessment: not the appropriate nursing action here | ⚠️ Exam Trap: Don’t confuse "Preferred Reporting Items for Systematic Reviews and Meta-Analyses" with "Primary Reporting of Intervention Studies and Meta-Analyses" — they look alike and are easy to interchange. | 💎 PNC Pearl: Preferred Reporting Items for Systematic Reviews and Meta-Analyses → PRISMA guides reporting of systematic reviews</w:t>
       </w:r>
     </w:p>
     <w:p>
@@ -1204,7 +1204,7 @@
     </w:p>
     <w:p>
       <w:r>
-        <w:t>Solution: Systole is the contraction phase.</w:t>
+        <w:t>Solution: ✅ Correct Answer: A. Ventricular contraction | 🧠 Clinical Rationale: Systole is the contraction phase. | ❌ Why Not Others? | B — Ventricular relaxation: Diastole is the relaxation phase. | C — Atrial filling: not the appropriate nursing action here | D — Diastole only: not the appropriate nursing action here | ⚠️ Exam Trap: Read the exact question — the correct fact and its look-alike options are easy to interchange. | 💎 PNC Pearl: Ventricular contraction → Systole is the contraction phase</w:t>
       </w:r>
     </w:p>
     <w:p>
@@ -1249,7 +1249,7 @@
     </w:p>
     <w:p>
       <w:r>
-        <w:t>Solution: VHSNCs and village health days operationalize participation.</w:t>
+        <w:t>Solution: ✅ Correct Answer: A. Involving people in planning and delivery of care | 🧠 Clinical Rationale: VHSNCs and village health days operationalize participation. | ❌ Why Not Others? | B — Volunteering only: not the appropriate nursing action here | C — Diet: INH depletes B6; supplement to prevent neuropathy. | D — Climate: NMSA promotes sustainable agriculture. | ⚠️ Exam Trap: Read the exact question — the correct fact and its look-alike options are easy to interchange. | 💎 PNC Pearl: Involving people in planning and delivery of care → VHSNCs and village health days operationalize participation</w:t>
       </w:r>
     </w:p>
     <w:p>
@@ -1294,7 +1294,7 @@
     </w:p>
     <w:p>
       <w:r>
-        <w:t>Solution: UTI, pneumonia, dehydration, and polypharmacy trigger delirium in the elderly.</w:t>
+        <w:t>Solution: ✅ Correct Answer: A. Infection and drugs | 🧠 Clinical Rationale: UTI, pneumonia, dehydration, and polypharmacy trigger delirium in the elderly. | ❌ Why Not Others? | B — Genetics: Diet and heredity drive LDL; statins and lifestyle lower it. | C — Diet: INH depletes B6; supplement to prevent neuropathy. | D — Exercise: Calcium, vitamin D, and fall prevention maintain bone health. | ⚠️ Exam Trap: Read the exact question — the correct fact and its look-alike options are easy to interchange. | 💎 PNC Pearl: Infection and drugs → UTI, pneumonia, dehydration, and polypharmacy trigger delirium in the elderly</w:t>
       </w:r>
     </w:p>
     <w:p>
@@ -1339,7 +1339,7 @@
     </w:p>
     <w:p>
       <w:r>
-        <w:t>Solution: Pain scales quantify discomfort.</w:t>
+        <w:t>Solution: ✅ Correct Answer: A. A pain scale appropriate to the patient | 🧠 Clinical Rationale: Pain scales quantify discomfort. | ❌ Why Not Others? | B — The thermometer: not the appropriate nursing action here | C — The BP cuff: not the appropriate nursing action here | D — The stethoscope: not the appropriate nursing action here | ⚠️ Exam Trap: Read the exact question — the correct fact and its look-alike options are easy to interchange. | 💎 PNC Pearl: A pain scale appropriate to the patient → Pain scales quantify discomfort</w:t>
       </w:r>
     </w:p>
     <w:p>
@@ -1384,7 +1384,7 @@
     </w:p>
     <w:p>
       <w:r>
-        <w:t>Solution: E. coli causes 80% of UTIs.</w:t>
+        <w:t>Solution: ✅ Correct Answer: A. Escherichia coli | 🧠 Clinical Rationale: E. coli causes 80% of UTIs. | ❌ Why Not Others? | B — Staphylococcus: Keep the cord clean and dry; treat cellulitis with antibiotics. | C — Pseudomonas: Gram-negative organisms dominate nosocomial pneumonia. | D — Klebsiella: Late-onset sepsis (after 72 hours) is often nosocomial; hand hygiene prevents it. | ⚠️ Exam Trap: Read the exact question — the correct fact and its look-alike options are easy to interchange. | 💎 PNC Pearl: Escherichia coli → E. coli causes 80% of UTIs</w:t>
       </w:r>
     </w:p>
     <w:p>
@@ -1429,7 +1429,7 @@
     </w:p>
     <w:p>
       <w:r>
-        <w:t>Solution: FSSAI regulates food production and sale.</w:t>
+        <w:t>Solution: ✅ Correct Answer: A. FSSAI licence and standards | 🧠 Clinical Rationale: FSSAI regulates food production and sale. | ❌ Why Not Others? | B — Marketing: Social marketing positions health as attractive and accessible. | C — Diet: INH depletes B6; supplement to prevent neuropathy. | D — Climate: NMSA promotes sustainable agriculture. | ⚠️ Exam Trap: Read the exact question — the correct fact and its look-alike options are easy to interchange. | 💎 PNC Pearl: FSSAI licence and standards → FSSAI regulates food production and sale</w:t>
       </w:r>
     </w:p>
     <w:p>
@@ -1474,7 +1474,7 @@
     </w:p>
     <w:p>
       <w:r>
-        <w:t>Solution: The pupil regulates light entering the eye.</w:t>
+        <w:t>Solution: ✅ Correct Answer: A. Pupil | 🧠 Clinical Rationale: The pupil regulates light entering the eye. | ❌ Why Not Others? | B — Cornea: not the appropriate nursing action here | C — Retina: Photoreceptors in the retina capture light. | D — Optic disc: The optic disc has no photoreceptors, creating the physiological blind spot. | ⚠️ Exam Trap: Read the exact question — the correct fact and its look-alike options are easy to interchange. | 💎 PNC Pearl: Pupil → regulates light entering the eye</w:t>
       </w:r>
     </w:p>
     <w:p>
@@ -1519,7 +1519,7 @@
     </w:p>
     <w:p>
       <w:r>
-        <w:t>Solution: Tepid sponging cools without causing shivering.</w:t>
+        <w:t>Solution: ✅ Correct Answer: A. About 27-37°C | 🧠 Clinical Rationale: Tepid sponging cools without causing shivering. | ❌ Why Not Others? | B — Boiling: Kills pathogens reliably; chlorination and filtration are alternatives. | C — Ice water: not the appropriate nursing action here | D — Body temperature: Tepid sponging lowers temperature by evaporation without shivering. | ⚠️ Exam Trap: Read the exact question — the correct fact and its look-alike options are easy to interchange. | 💎 PNC Pearl: About 27-37°C → Tepid sponging cools without causing shivering</w:t>
       </w:r>
     </w:p>
     <w:p>
@@ -1564,7 +1564,7 @@
     </w:p>
     <w:p>
       <w:r>
-        <w:t>Solution: Never recap; dispose immediately in sharps containers.</w:t>
+        <w:t>Solution: ✅ Correct Answer: A. Recapping needles | 🧠 Clinical Rationale: Never recap; dispose immediately in sharps containers. | ❌ Why Not Others? | B — Glove use: not the appropriate nursing action here | C — Sharps containers: not the appropriate nursing action here | D — Training: Train staff and audit segregation regularly. | ⚠️ Exam Trap: Read the exact question — the correct fact and its look-alike options are easy to interchange. | 💎 PNC Pearl: Recapping needles → Never recap; dispose immediately in sharps containers</w:t>
       </w:r>
     </w:p>
     <w:p>
@@ -1609,7 +1609,7 @@
     </w:p>
     <w:p>
       <w:r>
-        <w:t>Solution: IgE binds mast cells and triggers allergy.</w:t>
+        <w:t>Solution: ✅ Correct Answer: A. IgE | 🧠 Clinical Rationale: IgE binds mast cells and triggers allergy. | ❌ Why Not Others? | B — IgG: Is the only immunoglobulin that crosses the placenta. | C — IgM: Appears early and is a large pentamer. | D — IgA: Secretory IgA protects mucosal surfaces. | ⚠️ Exam Trap: Read the exact question — the correct fact and its look-alike options are easy to interchange. | 💎 PNC Pearl: IgE → binds mast cells and triggers allergy</w:t>
       </w:r>
     </w:p>
     <w:p>
@@ -1654,7 +1654,7 @@
     </w:p>
     <w:p>
       <w:r>
-        <w:t>Solution: Standard precautions are used with every patient.</w:t>
+        <w:t>Solution: ✅ Correct Answer: A. All patients regardless of diagnosis | 🧠 Clinical Rationale: Standard precautions are used with every patient. | ❌ Why Not Others? | B — Only infected patients: not the appropriate nursing action here | C — Only surgical patients: not the appropriate nursing action here | D — Only children: not the appropriate nursing action here | ⚠️ Exam Trap: Read the exact question — the correct fact and its look-alike options are easy to interchange. | 💎 PNC Pearl: All patients regardless of diagnosis → Standard precautions are used with every patient</w:t>
       </w:r>
     </w:p>
     <w:p>
@@ -1699,7 +1699,7 @@
     </w:p>
     <w:p>
       <w:r>
-        <w:t>Solution: Careful removal prevents drain displacement.</w:t>
+        <w:t>Solution: ✅ Correct Answer: A. Avoid disturbing the drain site | 🧠 Clinical Rationale: Careful removal prevents drain displacement. | ❌ Why Not Others? | B — Save time: not the appropriate nursing action here | C — Cool the wound: not the appropriate nursing action here | D — Reduce pain only: not the appropriate nursing action here | ⚠️ Exam Trap: Read the exact question — the correct fact and its look-alike options are easy to interchange. | 💎 PNC Pearl: Avoid disturbing the drain site → Careful removal prevents drain displacement</w:t>
       </w:r>
     </w:p>
     <w:p>
@@ -1744,7 +1744,7 @@
     </w:p>
     <w:p>
       <w:r>
-        <w:t>Solution: Cerebral malaria is the leading fatal complication; treat with artesunate.</w:t>
+        <w:t>Solution: ✅ Correct Answer: A. Cerebral malaria | 🧠 Clinical Rationale: Cerebral malaria is the leading fatal complication; treat with artesunate. | ❌ Why Not Others? | B — Anaemia only: not the appropriate nursing action here | C — Jaundice only: not the appropriate nursing action here | D — Rash: Allopurinol rash can precede severe reactions. | ⚠️ Exam Trap: Read the exact question — the correct fact and its look-alike options are easy to interchange. | 💎 PNC Pearl: Cerebral malaria → the leading fatal complication; treat with artesunate</w:t>
       </w:r>
     </w:p>
     <w:p>
@@ -1789,7 +1789,7 @@
     </w:p>
     <w:p>
       <w:r>
-        <w:t>Solution: More filling stretches the heart and increases contraction strength.</w:t>
+        <w:t>Solution: ✅ Correct Answer: A. Increased venous return (Frank-Starling) | 🧠 Clinical Rationale: More filling stretches the heart and increases contraction strength. | ❌ Why Not Others? | B — Decreased preload: not the appropriate nursing action here | C — Bradycardia: Bradycardia = 60 beats per minute | D — Hypovolaemia: Septic shock with poor perfusion needs fluids, antibiotics, and inotropes. | ⚠️ Exam Trap: Read the exact question — the correct fact and its look-alike options are easy to interchange. | 💎 PNC Pearl: Increased venous return (Frank-Starling) → More filling stretches the heart and increases contraction strength</w:t>
       </w:r>
     </w:p>
     <w:p>
@@ -1834,7 +1834,7 @@
     </w:p>
     <w:p>
       <w:r>
-        <w:t>Solution: Night blindness (impaired dark adaptation) is the earliest manifestation.</w:t>
+        <w:t>Solution: ✅ Correct Answer: A. Night blindness | 🧠 Clinical Rationale: Night blindness (impaired dark adaptation) is the earliest manifestation. | ❌ Why Not Others? | B — Bitot's spot: not the appropriate nursing action here | C — Keratomalacia: not the appropriate nursing action here | D — Conjunctival xerosis: not the appropriate nursing action here | ⚠️ Exam Trap: Read the exact question — the correct fact and its look-alike options are easy to interchange. | 💎 PNC Pearl: Night blindness → (impaired dark adaptation) is the earliest manifestation</w:t>
       </w:r>
     </w:p>
     <w:p>
@@ -1879,7 +1879,7 @@
     </w:p>
     <w:p>
       <w:r>
-        <w:t>Solution: Comprehension involves interpretation and explanation.</w:t>
+        <w:t>Solution: ✅ Correct Answer: A. Understanding and explaining meaning | 🧠 Clinical Rationale: Comprehension involves interpretation and explanation. | ❌ Why Not Others? | B — Recalling facts: not the appropriate nursing action here | C — Creating new ideas: not the appropriate nursing action here | D — Judging value: not the appropriate nursing action here | ⚠️ Exam Trap: Read the exact question — the correct fact and its look-alike options are easy to interchange. | 💎 PNC Pearl: Understanding and explaining meaning → Comprehension involves interpretation and explanation</w:t>
       </w:r>
     </w:p>
     <w:p>
@@ -1924,7 +1924,7 @@
     </w:p>
     <w:p>
       <w:r>
-        <w:t>Solution: MDVs have discard dates once opened.</w:t>
+        <w:t>Solution: ✅ Correct Answer: A. Per facility policy after the labelled period | 🧠 Clinical Rationale: MDVs have discard dates once opened. | ❌ Why Not Others? | B — Immediately: Prompt changing prevents skin breakdown. | C — After a year: not the appropriate nursing action here | D — Never: Crushing SR/ER tablets causes dose dumping. | ⚠️ Exam Trap: Read the exact question — the correct fact and its look-alike options are easy to interchange. | 💎 PNC Pearl: Per facility policy after the labelled period → MDVs have discard dates once opened</w:t>
       </w:r>
     </w:p>
     <w:p>
@@ -1969,7 +1969,7 @@
     </w:p>
     <w:p>
       <w:r>
-        <w:t>Solution: Low beds reduce fall injury.</w:t>
+        <w:t>Solution: ✅ Correct Answer: A. The patient is unattended | 🧠 Clinical Rationale: Low beds reduce fall injury. | ❌ Why Not Others? | B — Only during meals: not the appropriate nursing action here | C — Never: Crushing SR/ER tablets causes dose dumping. | D — Only at night: not the appropriate nursing action here | ⚠️ Exam Trap: Read the exact question — the correct fact and its look-alike options are easy to interchange. | 💎 PNC Pearl: The patient is unattended → Low beds reduce fall injury</w:t>
       </w:r>
     </w:p>
     <w:p>
@@ -2014,7 +2014,7 @@
     </w:p>
     <w:p>
       <w:r>
-        <w:t>Solution: Preterm birth complications, birth asphyxia, and sepsis are the leading causes of neonatal mortality.</w:t>
+        <w:t>Solution: ✅ Correct Answer: A. Preterm birth and its complications | 🧠 Clinical Rationale: Preterm birth complications, birth asphyxia, and sepsis are the leading causes of neonatal mortality. | ❌ Why Not Others? | B — Congenital heart disease: Structural heart disease dominates neonatal failure; examine for murmurs and cyanosis. | C — Trauma: Birth trauma, episiotomy pain, and epidurals impair bladder sensation; monitor voiding closely. | D — Cancer: Screen and treat comorbid depression in chronic disease. | ⚠️ Exam Trap: Read the exact question — the correct fact and its look-alike options are easy to interchange. | 💎 PNC Pearl: Preterm birth and its complications → Preterm birth complications, birth asphyxia, and sepsis are the leading causes of neonatal mortality</w:t>
       </w:r>
     </w:p>
     <w:p>
@@ -2059,7 +2059,7 @@
     </w:p>
     <w:p>
       <w:r>
-        <w:t>Solution: Zinc supports enzymes, immunity, and tissue repair.</w:t>
+        <w:t>Solution: ✅ Correct Answer: A. Wound healing, immunity, and growth | 🧠 Clinical Rationale: Zinc supports enzymes, immunity, and tissue repair. | ❌ Why Not Others? | B — Vision only: not the appropriate nursing action here | C — Clotting only: not the appropriate nursing action here | D — Bone only: not the appropriate nursing action here | ⚠️ Exam Trap: Read the exact question — the correct fact and its look-alike options are easy to interchange. | 💎 PNC Pearl: Wound healing, immunity, and growth → Zinc supports enzymes, immunity, and tissue repair</w:t>
       </w:r>
     </w:p>
     <w:p>
@@ -2104,7 +2104,7 @@
     </w:p>
     <w:p>
       <w:r>
-        <w:t>Solution: Expressive writing reduces distress.</w:t>
+        <w:t>Solution: ✅ Correct Answer: A. Emotional processing and insight | 🧠 Clinical Rationale: Expressive writing reduces distress. | ❌ Why Not Others? | B — Keeping secrets: not the appropriate nursing action here | C — Diet: INH depletes B6; supplement to prevent neuropathy. | D — Exercise: Calcium, vitamin D, and fall prevention maintain bone health. | ⚠️ Exam Trap: Read the exact question — the correct fact and its look-alike options are easy to interchange. | 💎 PNC Pearl: Emotional processing and insight → Expressive writing reduces distress</w:t>
       </w:r>
     </w:p>
     <w:p>
@@ -2149,7 +2149,7 @@
     </w:p>
     <w:p>
       <w:r>
-        <w:t>Solution: Avoid IM sites in injured limbs.</w:t>
+        <w:t>Solution: ✅ Correct Answer: A. IM injections near the fracture may be absorbed unpredictably | 🧠 Clinical Rationale: Avoid IM sites in injured limbs. | ❌ Why Not Others? | B — The femur is too small: not the appropriate nursing action here | C — Injections are forbidden: not the appropriate nursing action here | D — The site is always safe: not the appropriate nursing action here | ⚠️ Exam Trap: Read the exact question — the correct fact and its look-alike options are easy to interchange. | 💎 PNC Pearl: IM injections near the fracture may be absorbed unpredictably → Avoid IM sites in injured limbs</w:t>
       </w:r>
     </w:p>
     <w:p>
@@ -2194,7 +2194,7 @@
     </w:p>
     <w:p>
       <w:r>
-        <w:t>Solution: Sensation is raw input; perception adds meaning.</w:t>
+        <w:t>Solution: ✅ Correct Answer: A. The detection of stimuli by sense organs | 🧠 Clinical Rationale: Sensation is raw input; perception adds meaning. | ❌ Why Not Others? | B — Interpreting stimuli: not the appropriate nursing action here | C — Memory: Involves encoding, storage, and retrieval. | D — Attention: Histrionic PD involves dramatic expression and suggestibility. | ⚠️ Exam Trap: Read the exact question — the correct fact and its look-alike options are easy to interchange. | 💎 PNC Pearl: The detection of stimuli by sense organs → Sensation is raw input; perception adds meaning</w:t>
       </w:r>
     </w:p>
     <w:p>
@@ -2239,7 +2239,7 @@
     </w:p>
     <w:p>
       <w:r>
-        <w:t>Solution: Bleeding or nerve injury can compromise the airway.</w:t>
+        <w:t>Solution: ✅ Correct Answer: A. Airway obstruction and hoarseness | 🧠 Clinical Rationale: Bleeding or nerve injury can compromise the airway. | ❌ Why Not Others? | B — Only appetite: not the appropriate nursing action here | C — Only sleep: not the appropriate nursing action here | D — Nothing: Never induce vomiting after hydrocarbon ingestion — aspiration pneumonia risk; obtain urgent care. | ⚠️ Exam Trap: Read the exact question — the correct fact and its look-alike options are easy to interchange. | 💎 PNC Pearl: Airway obstruction and hoarseness → Bleeding or nerve injury can compromise the airway</w:t>
       </w:r>
     </w:p>
     <w:p>
@@ -2284,7 +2284,7 @@
     </w:p>
     <w:p>
       <w:r>
-        <w:t>Solution: Formal thought disorder appears as tangential or derailed speech.</w:t>
+        <w:t>Solution: ✅ Correct Answer: A. Disorganized thinking with loosening of associations | 🧠 Clinical Rationale: Formal thought disorder appears as tangential or derailed speech. | ❌ Why Not Others? | B — Low intelligence: not the appropriate nursing action here | C — Diet: INH depletes B6; supplement to prevent neuropathy. | D — Exercise: Calcium, vitamin D, and fall prevention maintain bone health. | ⚠️ Exam Trap: Read the exact question — the correct fact and its look-alike options are easy to interchange. | 💎 PNC Pearl: Disorganized thinking with loosening of associations → Formal thought disorder appears as tangential or derailed speech</w:t>
       </w:r>
     </w:p>
     <w:p>
@@ -2329,7 +2329,7 @@
     </w:p>
     <w:p>
       <w:r>
-        <w:t>Solution: WHO/UNICEF recommend exclusive breastfeeding for 6 months and continued breastfeeding to 2 years.</w:t>
+        <w:t>Solution: ✅ Correct Answer: A. Exclusive for the first 6 months, continued with complementary foods up to 2 years | 🧠 Clinical Rationale: WHO/UNICEF recommend exclusive breastfeeding for 6 months and continued breastfeeding to 2 years. | ❌ Why Not Others? | B — Stopped at 3 months: not the appropriate nursing action here | C — Only at night: not the appropriate nursing action here | D — Replaced by formula at 6 months: not the appropriate nursing action here | ⚠️ Exam Trap: Read the exact question — the correct fact and its look-alike options are easy to interchange. | 💎 PNC Pearl: Exclusive for the first 6 months, continued with complementary foods up to 2 years → WHO/UNICEF recommend exclusive breastfeeding for 6 months and continued breastfeeding to 2 years</w:t>
       </w:r>
     </w:p>
     <w:p>
@@ -2374,7 +2374,7 @@
     </w:p>
     <w:p>
       <w:r>
-        <w:t>Solution: Protect whistleblowers; they prevent harm.</w:t>
+        <w:t>Solution: ✅ Correct Answer: A. Patient safety concerns overridden | 🧠 Clinical Rationale: Protect whistleblowers; they prevent harm. | ❌ Why Not Others? | B — Malice: not the appropriate nursing action here | C — Diet: INH depletes B6; supplement to prevent neuropathy. | D — Exercise: Calcium, vitamin D, and fall prevention maintain bone health. | ⚠️ Exam Trap: Read the exact question — the correct fact and its look-alike options are easy to interchange. | 💎 PNC Pearl: Patient safety concerns overridden → Protect whistleblowers; they prevent harm</w:t>
       </w:r>
     </w:p>
     <w:p>
@@ -2419,7 +2419,7 @@
     </w:p>
     <w:p>
       <w:r>
-        <w:t>Solution: Daily foot inspection prevents diabetic complications.</w:t>
+        <w:t>Solution: ✅ Correct Answer: A. Daily with inspection | 🧠 Clinical Rationale: Daily foot inspection prevents diabetic complications. | ❌ Why Not Others? | B — Never: Crushing SR/ER tablets causes dose dumping. | C — Monthly only: not the appropriate nursing action here | D — Only when painful: not the appropriate nursing action here | ⚠️ Exam Trap: Read the exact question — the correct fact and its look-alike options are easy to interchange. | 💎 PNC Pearl: Daily with inspection → Daily foot inspection prevents diabetic complications</w:t>
       </w:r>
     </w:p>
     <w:p>
@@ -2464,7 +2464,7 @@
     </w:p>
     <w:p>
       <w:r>
-        <w:t>Solution: Allergic asthma runs in families; treat with inhaled steroids and bronchodilators.</w:t>
+        <w:t>Solution: ✅ Correct Answer: A. Atopy and airway hyperreactivity | 🧠 Clinical Rationale: Allergic asthma runs in families; treat with inhaled steroids and bronchodilators. | ❌ Why Not Others? | B — Diet always: not the appropriate nursing action here | C — Vaccination always: not the appropriate nursing action here | D — Trauma: Birth trauma, episiotomy pain, and epidurals impair bladder sensation; monitor voiding closely. | ⚠️ Exam Trap: Read the exact question — the correct fact and its look-alike options are easy to interchange. | 💎 PNC Pearl: Atopy and airway hyperreactivity → Allergic asthma runs in families; treat with inhaled steroids and bronchodilators</w:t>
       </w:r>
     </w:p>
     <w:p>
@@ -2509,7 +2509,7 @@
     </w:p>
     <w:p>
       <w:r>
-        <w:t>Solution: A 24-month birth-to-pregnancy interval is advised; shorter intervals raise preterm birth risk.</w:t>
+        <w:t>Solution: ✅ Correct Answer: A. 24 months (birth to next pregnancy) | 🧠 Clinical Rationale: A 24-month birth-to-pregnancy interval is advised; shorter intervals raise preterm birth risk. | ❌ Why Not Others? | B — 6 months: Exclusive breastfeeding for the first 6 months is WHO-recommended. | C — 3 months: DMPA is administered every 3 months (13 weeks). | D — 12 years: not the appropriate nursing action here | ⚠️ Exam Trap: Read the exact question — the correct fact and its look-alike options are easy to interchange. | 💎 PNC Pearl: 24 months (birth to next pregnancy) → A 24-month birth-to-pregnancy interval is advised; shorter intervals raise preterm birth risk</w:t>
       </w:r>
     </w:p>
     <w:p>
@@ -2554,7 +2554,7 @@
     </w:p>
     <w:p>
       <w:r>
-        <w:t>Solution: Thiazides raise uric acid levels.</w:t>
+        <w:t>Solution: ✅ Correct Answer: A. May precipitate gout | 🧠 Clinical Rationale: Thiazides raise uric acid levels. | ❌ Why Not Others? | B — Lower uric acid: not the appropriate nursing action here | C — Have no effect: not the appropriate nursing action here | D — Cause diabetes: not the appropriate nursing action here | ⚠️ Exam Trap: Read the exact question — the correct fact and its look-alike options are easy to interchange. | 💎 PNC Pearl: May precipitate gout → Thiazides raise uric acid levels</w:t>
       </w:r>
     </w:p>
     <w:p>
@@ -2599,7 +2599,7 @@
     </w:p>
     <w:p>
       <w:r>
-        <w:t>Solution: Congenital inversion is common; check for new inversion which may indicate underlying malignancy.</w:t>
+        <w:t>Solution: ✅ Correct Answer: A. Congenital short ducts | 🧠 Clinical Rationale: Congenital inversion is common; check for new inversion which may indicate underlying malignancy. | ❌ Why Not Others? | B — Cancer always: not the appropriate nursing action here | C — Trauma always: not the appropriate nursing action here | D — Infection always: not the appropriate nursing action here | ⚠️ Exam Trap: Read the exact question — the correct fact and its look-alike options are easy to interchange. | 💎 PNC Pearl: Congenital short ducts → Congenital inversion is common; check for new inversion which may indicate underlying malignancy</w:t>
       </w:r>
     </w:p>
     <w:p>
@@ -2644,7 +2644,7 @@
     </w:p>
     <w:p>
       <w:r>
-        <w:t>Solution: Vancomycin is first-line for MRSA; linezolid for resistant cases.</w:t>
+        <w:t>Solution: ✅ Correct Answer: A. Vancomycin | 🧠 Clinical Rationale: Vancomycin is first-line for MRSA; linezolid for resistant cases. | ❌ Why Not Others? | B — Amoxicillin: CAP is usually treated with amoxicillin or macrolides (azithromycin) per national guidelines. — not the first | C — Cephalexin: Penicillins and cephalosporins are safe; avoid tetracyclines and fluoroquinolones in pregnancy. — not the first | D — Metronidazole: Treats giardiasis. — not the first | ⚠️ Exam Trap: Read the exact question — the correct fact and its look-alike options are easy to interchange. | 💎 PNC Pearl: Vancomycin = the first</w:t>
       </w:r>
     </w:p>
     <w:p>
@@ -2689,7 +2689,7 @@
     </w:p>
     <w:p>
       <w:r>
-        <w:t>Solution: Ethambutol causes optic neuritis and colour vision changes.</w:t>
+        <w:t>Solution: ✅ Correct Answer: A. Ethambutol | 🧠 Clinical Rationale: Ethambutol causes optic neuritis and colour vision changes. | ❌ Why Not Others? | B — Metformin: And insulin are the mainstays; insulin remains the reference standard when needed. | C — Digoxin: Count the apical pulse for 1 minute; hold digoxin if &lt;60 in adults. | D — Paracetamol: Hepatotoxicity is dose-dependent; NAC is the antidote. | ⚠️ Exam Trap: Read the exact question — the correct fact and its look-alike options are easy to interchange. | 💎 PNC Pearl: Ethambutol → causes optic neuritis and colour vision changes</w:t>
       </w:r>
     </w:p>
     <w:p>
@@ -2734,7 +2734,7 @@
     </w:p>
     <w:p>
       <w:r>
-        <w:t>Solution: TB is the leading killer of HIV patients.</w:t>
+        <w:t>Solution: ✅ Correct Answer: A. Tuberculosis | 🧠 Clinical Rationale: TB is the leading killer of HIV patients. | ❌ Why Not Others? | B — Candidiasis only: not the appropriate nursing action here | C — Cryptococcus only: not the appropriate nursing action here | D — PCP only: not the appropriate nursing action here | ⚠️ Exam Trap: Read the exact question — the correct fact and its look-alike options are easy to interchange. | 💎 PNC Pearl: Tuberculosis → TB is the leading killer of HIV patients</w:t>
       </w:r>
     </w:p>
     <w:p>
@@ -2779,7 +2779,7 @@
     </w:p>
     <w:p>
       <w:r>
-        <w:t>Solution: Growing follicles secrete oestrogen, which rebuilds the endometrium in the proliferative phase.</w:t>
+        <w:t>Solution: ✅ Correct Answer: A. Oestrogen | 🧠 Clinical Rationale: Growing follicles secrete oestrogen, which rebuilds the endometrium in the proliferative phase. | ❌ Why Not Others? | B — Progesterone: Maintains the endometrium and pregnancy. | C — hCG: From the syncytiotrophoblast maintains the corpus luteum until the placenta takes over progesterone product... | D — FSH: not the appropriate nursing action here | ⚠️ Exam Trap: Read the exact question — the correct fact and its look-alike options are easy to interchange. | 💎 PNC Pearl: Oestrogen → Growing follicles secrete , which rebuilds the endometrium in the proliferative phase</w:t>
       </w:r>
     </w:p>
     <w:p>
@@ -2824,7 +2824,7 @@
     </w:p>
     <w:p>
       <w:r>
-        <w:t>Solution: Post-biopsy complications include sepsis and bleeding.</w:t>
+        <w:t>Solution: ✅ Correct Answer: A. Report fever, heavy bleeding, and difficulty voiding | 🧠 Clinical Rationale: Post-biopsy complications include sepsis and bleeding. | ❌ Why Not Others? | B — Ignore symptoms: not the appropriate nursing action here | C — Strain heavily: not the appropriate nursing action here | D — Resume exercise immediately: not the appropriate nursing action here | ⚠️ Exam Trap: Read the exact question — the correct fact and its look-alike options are easy to interchange. | 💎 PNC Pearl: Report fever, heavy bleeding, and difficulty voiding → Post-biopsy complications include sepsis and bleeding</w:t>
       </w:r>
     </w:p>
     <w:p>
@@ -2869,7 +2869,7 @@
     </w:p>
     <w:p>
       <w:r>
-        <w:t>Solution: De-escalate, ensure safety, and treat the cause.</w:t>
+        <w:t>Solution: ✅ Correct Answer: A. Psychosis, substance intoxication, and command hallucinations | 🧠 Clinical Rationale: De-escalate, ensure safety, and treat the cause. | ❌ Why Not Others? | B — Provocation alone: not the appropriate nursing action here | C — Diet: INH depletes B6; supplement to prevent neuropathy. | D — Exercise: Calcium, vitamin D, and fall prevention maintain bone health. | ⚠️ Exam Trap: Read the exact question — the correct fact and its look-alike options are easy to interchange. | 💎 PNC Pearl: Psychosis, substance intoxication, and command hallucinations → De-escalate, ensure safety, and treat the cause</w:t>
       </w:r>
     </w:p>
     <w:p>
@@ -2914,7 +2914,7 @@
     </w:p>
     <w:p>
       <w:r>
-        <w:t>Solution: WBCs fight infection.</w:t>
+        <w:t>Solution: ✅ Correct Answer: A. White Blood Cell | 🧠 Clinical Rationale: WBCs fight infection. | ❌ Why Not Others? | B — White Body Count: not the appropriate nursing action here | C — Whole Blood Cell: not the appropriate nursing action here | D — White Blood Count: not the appropriate nursing action here | ⚠️ Exam Trap: Don’t confuse "White Blood Cell" with "Whole Blood Cell" — they look alike and are easy to interchange. | 💎 PNC Pearl: White Blood Cell → WBCs fight infection</w:t>
       </w:r>
     </w:p>
     <w:p>
@@ -2959,7 +2959,7 @@
     </w:p>
     <w:p>
       <w:r>
-        <w:t>Solution: Histoplasmosis causes pulmonary infection in endemic areas.</w:t>
+        <w:t>Solution: ✅ Correct Answer: A. Histoplasma capsulatum from soil/bird droppings | 🧠 Clinical Rationale: Histoplasmosis causes pulmonary infection in endemic areas. | ❌ Why Not Others? | B — Candida: Candidiasis (thrush) and cryptococcal meningitis dominate in AIDS. | C — Cryptococcus: Candidiasis (thrush) and cryptococcal meningitis dominate in AIDS. | D — Aspergillus: Causes invasive lung disease in neutropenia. | ⚠️ Exam Trap: Read the exact question — the correct fact and its look-alike options are easy to interchange. | 💎 PNC Pearl: Histoplasma capsulatum from soil/bird droppings → Histoplasmosis causes pulmonary infection in endemic areas</w:t>
       </w:r>
     </w:p>
     <w:p>
@@ -3004,7 +3004,7 @@
     </w:p>
     <w:p>
       <w:r>
-        <w:t>Solution: The lower central incisors erupt around 6–8 months; all 20 deciduous teeth by 2.5 years.</w:t>
+        <w:t>Solution: ✅ Correct Answer: A. 6–8 months | 🧠 Clinical Rationale: The lower central incisors erupt around 6–8 months; all 20 deciduous teeth by 2.5 years. | ❌ Why Not Others? | B — 2 months: not the first deciduous tooth | C — 12 months: MR vaccine at 9–12 months with a second dose at 16–24 months. — not the first deciduous tooth | D — 24 months: A birth-to-pregnancy interval of at least 24 months reduces maternal and child risks. — not the first deciduous tooth | ⚠️ Exam Trap: Read the exact question — the correct fact and its look-alike options are easy to interchange. | 💎 PNC Pearl: 6–8 months = the first deciduous tooth</w:t>
       </w:r>
     </w:p>
     <w:p>
@@ -3049,7 +3049,7 @@
     </w:p>
     <w:p>
       <w:r>
-        <w:t>Solution: Climate adaptation in health systems is a priority.</w:t>
+        <w:t>Solution: ✅ Correct Answer: A. Heat waves, vector spread, and food insecurity | 🧠 Clinical Rationale: Climate adaptation in health systems is a priority. | ❌ Why Not Others? | B — Diet: INH depletes B6; supplement to prevent neuropathy. | C — Genetics: Diet and heredity drive LDL; statins and lifestyle lower it. | D — Vaccination: Absence of a scar does not mean no protection; check vaccination records. | ⚠️ Exam Trap: Read the exact question — the correct fact and its look-alike options are easy to interchange. | 💎 PNC Pearl: Heat waves, vector spread, and food insecurity → Climate adaptation in health systems is a priority</w:t>
       </w:r>
     </w:p>
     <w:p>
@@ -3094,7 +3094,7 @@
     </w:p>
     <w:p>
       <w:r>
-        <w:t>Solution: Osteosarcoma arises near the knee in adolescents.</w:t>
+        <w:t>Solution: ✅ Correct Answer: A. Distal femur and proximal tibia | 🧠 Clinical Rationale: Osteosarcoma arises near the knee in adolescents. | ❌ Why Not Others? | B — Skull: Skull = Sphenoid bone | C — Ribs: True ribs (1–7) connect via costal cartilage; false ribs (8–10) via the 7th; floating (11–12). | D — Spine: Spinal alignment is maintained by log-rolling. | ⚠️ Exam Trap: Read the exact question — the correct fact and its look-alike options are easy to interchange. | 💎 PNC Pearl: Distal femur and proximal tibia → Osteosarcoma arises near the knee in adolescents</w:t>
       </w:r>
     </w:p>
     <w:p>
@@ -3139,7 +3139,7 @@
     </w:p>
     <w:p>
       <w:r>
-        <w:t>Solution: Bone health requires nutrition and weight-bearing activity.</w:t>
+        <w:t>Solution: ✅ Correct Answer: A. Take calcium and vitamin D and exercise safely | 🧠 Clinical Rationale: Bone health requires nutrition and weight-bearing activity. | ❌ Why Not Others? | B — Avoid calcium: not the appropriate nursing action here | C — Smoke: Clean cooking fuel and ventilation reduce child respiratory disease. | D — Skip exercise: not the appropriate nursing action here | ⚠️ Exam Trap: Read the exact question — the correct fact and its look-alike options are easy to interchange. | 💎 PNC Pearl: Take calcium and vitamin D and exercise safely → Bone health requires nutrition and weight-bearing activity</w:t>
       </w:r>
     </w:p>
     <w:p>
@@ -3184,7 +3184,7 @@
     </w:p>
     <w:p>
       <w:r>
-        <w:t>Solution: Bowel perforation (appendix, ulcer, diverticula) spills contents into the peritoneum.</w:t>
+        <w:t>Solution: ✅ Correct Answer: A. Rupture of a hollow viscus | 🧠 Clinical Rationale: Bowel perforation (appendix, ulcer, diverticula) spills contents into the peritoneum. | ❌ Why Not Others? | B — Viral infection: Most pericarditis is idiopathic or viral; TB is an important cause in India. | C — Allergy: Screening prevents anaphylaxis; also send cultures before starting therapy. | D — Constipation: Opioids slow GI motility; prophylactic stool softeners and fluids are routine. | ⚠️ Exam Trap: Read the exact question — the correct fact and its look-alike options are easy to interchange. | 💎 PNC Pearl: Rupture of a hollow viscus → Bowel perforation (appendix, ulcer, diverticula) spills contents into the peritoneum</w:t>
       </w:r>
     </w:p>
     <w:p>
@@ -3229,7 +3229,7 @@
     </w:p>
     <w:p>
       <w:r>
-        <w:t>Solution: Meningitis: fever, severe headache, neck stiffness (Kernig and Brudzinski signs), photophobia.</w:t>
+        <w:t>Solution: ✅ Correct Answer: A. Fever, headache, and nuchal rigidity | 🧠 Clinical Rationale: Meningitis: fever, severe headache, neck stiffness (Kernig and Brudzinski signs), photophobia. | ❌ Why Not Others? | B — Cough, rash, and joint pain: not the appropriate nursing action here | C — Bradycardia, hypotension, and oliguria: not the appropriate nursing action here | D — Jaundice, ascites, and splenomegaly: not the appropriate nursing action here | ⚠️ Exam Trap: Read the exact question — the correct fact and its look-alike options are easy to interchange. | 💎 PNC Pearl: Fever, headache, and nuchal rigidity → Meningitis: fever, severe headache, neck stiffness (Kernig and Brudzinski signs), photophobia</w:t>
       </w:r>
     </w:p>
     <w:p>
@@ -3274,7 +3274,7 @@
     </w:p>
     <w:p>
       <w:r>
-        <w:t>Solution: Semi-Fowler's helps localise infection and eases breathing.</w:t>
+        <w:t>Solution: ✅ Correct Answer: A. Semi-Fowler's to localise infection | 🧠 Clinical Rationale: Semi-Fowler's helps localise infection and eases breathing. | ❌ Why Not Others? | B — Prone: IHIP provides case-based, real-time disease surveillance. | C — Trendelenburg: Leg elevation improves venous return in shock. | D — Standing: Accurate height uses bare feet and a stadiometer. | ⚠️ Exam Trap: Read the exact question — the correct fact and its look-alike options are easy to interchange. | 💎 PNC Pearl: Semi-Fowler's to localise infection → Semi-Fowler's helps localise infection and eases breathing</w:t>
       </w:r>
     </w:p>
     <w:p>
@@ -3319,7 +3319,7 @@
     </w:p>
     <w:p>
       <w:r>
-        <w:t>Solution: Apical pulse is heard at the cardiac apex.</w:t>
+        <w:t>Solution: ✅ Correct Answer: A. Apex of the heart (5th intercostal space, midclavicular) | 🧠 Clinical Rationale: Apical pulse is heard at the cardiac apex. | ❌ Why Not Others? | B — Wrist: The inner wrist senses comfortable warmth. | C — Neck: Meningeal signs with cranial nerve palsy suggest TBM; CSF shows lymphocytosis. | D — Groin: Ureteric stones cause agonising colic. | ⚠️ Exam Trap: Read the exact question — the correct fact and its look-alike options are easy to interchange. | 💎 PNC Pearl: Apex of the heart (5th intercostal space, midclavicular) → Apical pulse is heard at the cardiac apex</w:t>
       </w:r>
     </w:p>
     <w:p>
@@ -3364,7 +3364,7 @@
     </w:p>
     <w:p>
       <w:r>
-        <w:t>Solution: Alcohol and hepatotoxic drugs worsen liver damage.</w:t>
+        <w:t>Solution: ✅ Correct Answer: A. Avoid alcohol and check with the doctor before drugs | 🧠 Clinical Rationale: Alcohol and hepatotoxic drugs worsen liver damage. | ❌ Why Not Others? | B — Drink alcohol: not the appropriate nursing action here | C — Take paracetamol freely: not the appropriate nursing action here | D — Share needles: not the appropriate nursing action here | ⚠️ Exam Trap: Read the exact question — the correct fact and its look-alike options are easy to interchange. | 💎 PNC Pearl: Avoid alcohol and check with the doctor before drugs → Alcohol and hepatotoxic drugs worsen liver damage</w:t>
       </w:r>
     </w:p>
     <w:p>
@@ -3409,7 +3409,7 @@
     </w:p>
     <w:p>
       <w:r>
-        <w:t>Solution: Maternal diabetes suppresses foetal parathyroid function, causing early hypocalcaemia.</w:t>
+        <w:t>Solution: ✅ Correct Answer: A. Transient parathyroid suppression | 🧠 Clinical Rationale: Maternal diabetes suppresses foetal parathyroid function, causing early hypocalcaemia. | ❌ Why Not Others? | B — Excess calcium: not the appropriate nursing action here | C — Vitamin D excess: not the appropriate nursing action here | D — Dehydration: Depressed fontanelle with poor skin turgor indicates dehydration. | ⚠️ Exam Trap: Read the exact question — the correct fact and its look-alike options are easy to interchange. | 💎 PNC Pearl: Transient parathyroid suppression → Maternal diabetes suppresses foetal parathyroid function, causing early hypocalcaemia</w:t>
       </w:r>
     </w:p>
     <w:p>
@@ -3454,7 +3454,7 @@
     </w:p>
     <w:p>
       <w:r>
-        <w:t>Solution: Screening at birth with TSH detects dysgenesis; early thyroxine prevents cretinism.</w:t>
+        <w:t>Solution: ✅ Correct Answer: A. Thyroid dysgenesis | 🧠 Clinical Rationale: Screening at birth with TSH detects dysgenesis; early thyroxine prevents cretinism. | ❌ Why Not Others? | B — Iodine excess: not the appropriate nursing action here | C — Diet: INH depletes B6; supplement to prevent neuropathy. | D — Trauma: Birth trauma, episiotomy pain, and epidurals impair bladder sensation; monitor voiding closely. | ⚠️ Exam Trap: Read the exact question — the correct fact and its look-alike options are easy to interchange. | 💎 PNC Pearl: Thyroid dysgenesis → Screening at birth with TSH detects dysgenesis; early thyroxine prevents cretinism</w:t>
       </w:r>
     </w:p>
     <w:p>
@@ -3499,7 +3499,7 @@
     </w:p>
     <w:p>
       <w:r>
-        <w:t>Solution: Avoid tyramine-rich foods on MAOIs.</w:t>
+        <w:t>Solution: ✅ Correct Answer: A. MAOIs with aged cheese and cured foods | 🧠 Clinical Rationale: Avoid tyramine-rich foods on MAOIs. | ❌ Why Not Others? | B — Fresh foods: not the appropriate nursing action here | C — Water: JJM (2019) provides functional tap connections to rural homes. | D — Exercise: Calcium, vitamin D, and fall prevention maintain bone health. | ⚠️ Exam Trap: Read the exact question — the correct fact and its look-alike options are easy to interchange. | 💎 PNC Pearl: MAOIs with aged cheese and cured foods → Avoid tyramine-rich foods on MAOIs</w:t>
       </w:r>
     </w:p>
     <w:p>
@@ -3544,7 +3544,7 @@
     </w:p>
     <w:p>
       <w:r>
-        <w:t>Solution: Summaries close sessions and confirm plans.</w:t>
+        <w:t>Solution: ✅ Correct Answer: A. Consolidating the session content | 🧠 Clinical Rationale: Summaries close sessions and confirm plans. | ❌ Why Not Others? | B — Repetition: And feedback strengthen learning. | C — Diet: INH depletes B6; supplement to prevent neuropathy. | D — Exercise: Calcium, vitamin D, and fall prevention maintain bone health. | ⚠️ Exam Trap: Read the exact question — the correct fact and its look-alike options are easy to interchange. | 💎 PNC Pearl: Consolidating the session content → Summaries close sessions and confirm plans</w:t>
       </w:r>
     </w:p>
     <w:p>
@@ -3589,7 +3589,7 @@
     </w:p>
     <w:p>
       <w:r>
-        <w:t>Solution: Urinary catheters drain and measure urine.</w:t>
+        <w:t>Solution: ✅ Correct Answer: A. Drain urine from the bladder | 🧠 Clinical Rationale: Urinary catheters drain and measure urine. | ❌ Why Not Others? | B — Give oxygen: Left lateral position, oxygen, and stopping oxytocin improve placental perfusion. | C — Measure BP: not the appropriate nursing action here | D — Cool the body: not the appropriate nursing action here | ⚠️ Exam Trap: Read the exact question — the correct fact and its look-alike options are easy to interchange. | 💎 PNC Pearl: Drain urine from the bladder → Urinary catheters drain and measure urine</w:t>
       </w:r>
     </w:p>
     <w:p>
@@ -3634,7 +3634,7 @@
     </w:p>
     <w:p>
       <w:r>
-        <w:t>Solution: Supportive care and pain control manage vaso-occlusive crises.</w:t>
+        <w:t>Solution: ✅ Correct Answer: A. Oxygen, fluids, analgesia, and transfusion as needed | 🧠 Clinical Rationale: Supportive care and pain control manage vaso-occlusive crises. | ❌ Why Not Others? | B — Cold compresses: not the appropriate nursing action here | C — Bloodletting: not the appropriate nursing action here | D — Antibiotics only: not the appropriate nursing action here | ⚠️ Exam Trap: Read the exact question — the correct fact and its look-alike options are easy to interchange. | 💎 PNC Pearl: Oxygen, fluids, analgesia, and transfusion as needed → Supportive care and pain control manage vaso-occlusive crises</w:t>
       </w:r>
     </w:p>
     <w:p>
@@ -3679,7 +3679,7 @@
     </w:p>
     <w:p>
       <w:r>
-        <w:t>Solution: Children tolerate fluid shifts poorly; calculate maintenance carefully and monitor I/O and weight.</w:t>
+        <w:t>Solution: ✅ Correct Answer: A. Fluid overload and electrolyte imbalance | 🧠 Clinical Rationale: Children tolerate fluid shifts poorly; calculate maintenance carefully and monitor I/O and weight. | ❌ Why Not Others? | B — Hypoglycaemia only: not the appropriate nursing action here | C — Constipation: Opioids slow GI motility; prophylactic stool softeners and fluids are routine. | D — Weight loss: Severe vomiting causes dehydration, hypokalaemia, ketosis, and weight loss; IV fluids and antiemetics are n... | ⚠️ Exam Trap: Read the exact question — the correct fact and its look-alike options are easy to interchange. | 💎 PNC Pearl: Fluid overload and electrolyte imbalance → Children tolerate fluid shifts poorly; calculate maintenance carefully and monitor I/O and weight</w:t>
       </w:r>
     </w:p>
     <w:p>
@@ -3724,7 +3724,7 @@
     </w:p>
     <w:p>
       <w:r>
-        <w:t>Solution: Beta-agonists cause tremor and tachycardia.</w:t>
+        <w:t>Solution: ✅ Correct Answer: A. Tremor and palpitations | 🧠 Clinical Rationale: Beta-agonists cause tremor and tachycardia. | ❌ Why Not Others? | B — Bradycardia: Bradycardia = 60 beats per minute | C — Drowsiness: First-generation antihistamines sedate. | D — Constipation: Opioids slow GI motility; prophylactic stool softeners and fluids are routine. | ⚠️ Exam Trap: Read the exact question — the correct fact and its look-alike options are easy to interchange. | 💎 PNC Pearl: Tremor and palpitations → Beta-agonists cause tremor and tachycardia</w:t>
       </w:r>
     </w:p>
     <w:p>
@@ -3769,7 +3769,7 @@
     </w:p>
     <w:p>
       <w:r>
-        <w:t>Solution: Melanocytes produce melanin in the epidermis.</w:t>
+        <w:t>Solution: ✅ Correct Answer: A. Melanin | 🧠 Clinical Rationale: Melanocytes produce melanin in the epidermis. | ❌ Why Not Others? | B — Keratin: not the appropriate nursing action here | C — Haemoglobin: Hb is the primary anaemia screen; ferritin confirms iron status. | D — Bilirubin: Most phototherapy is for exaggerated physiological jaundice; monitor levels and response. | ⚠️ Exam Trap: Read the exact question — the correct fact and its look-alike options are easy to interchange. | 💎 PNC Pearl: Melanin → Melanocytes produce in the epidermis</w:t>
       </w:r>
     </w:p>
     <w:p>
@@ -3814,7 +3814,7 @@
     </w:p>
     <w:p>
       <w:r>
-        <w:t>Solution: Ball-and-socket joints allow the widest range of motion.</w:t>
+        <w:t>Solution: ✅ Correct Answer: A. Ball-and-socket joints | 🧠 Clinical Rationale: Ball-and-socket joints allow the widest range of motion. | ❌ Why Not Others? | B — Hinge joints: not the appropriate nursing action here | C — Pivot joints: not the appropriate nursing action here | D — Gliding joints: not the appropriate nursing action here | ⚠️ Exam Trap: Read the exact question — the correct fact and its look-alike options are easy to interchange. | 💎 PNC Pearl: Ball-and-socket joints → allow the widest range of motion</w:t>
       </w:r>
     </w:p>
     <w:p>
@@ -3859,7 +3859,7 @@
     </w:p>
     <w:p>
       <w:r>
-        <w:t>Solution: AWWs run Anganwadi centres for nutrition and preschool care.</w:t>
+        <w:t>Solution: ✅ Correct Answer: A. Nutrition and early childhood services at village level | 🧠 Clinical Rationale: AWWs run Anganwadi centres for nutrition and preschool care. | ❌ Why Not Others? | B — Surgery: Metformin risks lactic acidosis in renal failure and contrast procedures. | C — Diet: INH depletes B6; supplement to prevent neuropathy. | D — Climate: NMSA promotes sustainable agriculture. | ⚠️ Exam Trap: Read the exact question — the correct fact and its look-alike options are easy to interchange. | 💎 PNC Pearl: Nutrition and early childhood services at village level → AWWs run Anganwadi centres for nutrition and preschool care</w:t>
       </w:r>
     </w:p>
     <w:p>
@@ -3904,7 +3904,7 @@
     </w:p>
     <w:p>
       <w:r>
-        <w:t>Solution: Adult male Hb 13.5–17.5 g/dl; adult female 12.0–15.5 g/dl.</w:t>
+        <w:t>Solution: ✅ Correct Answer: A. 13.5–17.5 g/dl | 🧠 Clinical Rationale: Adult male Hb 13.5–17.5 g/dl; adult female 12.0–15.5 g/dl. | ❌ Why Not Others? | B — 8–10 g/dl: not the appropriate nursing action here | C — 5–7 g/dl: not the appropriate nursing action here | D — 20–22 g/dl: not the appropriate nursing action here | ⚠️ Exam Trap: Read the exact question — the correct fact and its look-alike options are easy to interchange. | 💎 PNC Pearl: 13.5–17.5 g/dl → Adult male Hb ; adult female 12.0–15.5 g/dl</w:t>
       </w:r>
     </w:p>
     <w:p>
@@ -3949,7 +3949,7 @@
     </w:p>
     <w:p>
       <w:r>
-        <w:t>Solution: Adults need about 25-40 g of fibre daily.</w:t>
+        <w:t>Solution: ✅ Correct Answer: A. 25-40 grams | 🧠 Clinical Rationale: Adults need about 25-40 g of fibre daily. | ❌ Why Not Others? | B — 5 grams: not the appropriate nursing action here | C — 100 grams: not the appropriate nursing action here | D — 1 gram: not the appropriate nursing action here | ⚠️ Exam Trap: Read the exact question — the correct fact and its look-alike options are easy to interchange. | 💎 PNC Pearl: 25-40 grams → Adults need about 25-40 g of fibre daily</w:t>
       </w:r>
     </w:p>
     <w:p>
@@ -3994,7 +3994,7 @@
     </w:p>
     <w:p>
       <w:r>
-        <w:t>Solution: Statin myopathy and hepatotoxicity need monitoring.</w:t>
+        <w:t>Solution: ✅ Correct Answer: A. Muscle pain and liver enzymes | 🧠 Clinical Rationale: Statin myopathy and hepatotoxicity need monitoring. | ❌ Why Not Others? | B — Weight gain: Low metabolism causes cold intolerance, weight gain, and bradycardia. | C — Constipation: Opioids slow GI motility; prophylactic stool softeners and fluids are routine. | D — Bradycardia: Bradycardia = 60 beats per minute | ⚠️ Exam Trap: Read the exact question — the correct fact and its look-alike options are easy to interchange. | 💎 PNC Pearl: Muscle pain and liver enzymes → Statin myopathy and hepatotoxicity need monitoring</w:t>
       </w:r>
     </w:p>
     <w:p>
@@ -4039,7 +4039,7 @@
     </w:p>
     <w:p>
       <w:r>
-        <w:t>Solution: Methotrexate suppresses the marrow; folic acid helps.</w:t>
+        <w:t>Solution: ✅ Correct Answer: A. Bone marrow suppression and mouth ulcers | 🧠 Clinical Rationale: Methotrexate suppresses the marrow; folic acid helps. | ❌ Why Not Others? | B — Weight gain: Low metabolism causes cold intolerance, weight gain, and bradycardia. | C — Constipation: Opioids slow GI motility; prophylactic stool softeners and fluids are routine. | D — Bradycardia: Bradycardia = 60 beats per minute | ⚠️ Exam Trap: Read the exact question — the correct fact and its look-alike options are easy to interchange. | 💎 PNC Pearl: Bone marrow suppression and mouth ulcers → Methotrexate suppresses the marrow; folic acid helps</w:t>
       </w:r>
     </w:p>
     <w:p>
@@ -4084,7 +4084,7 @@
     </w:p>
     <w:p>
       <w:r>
-        <w:t>Solution: FBNC comprises NBSUs, SNCUs, and KMC wards — not dialysis units.</w:t>
+        <w:t>Solution: ✅ Correct Answer: A. Dialysis units | 🧠 Clinical Rationale: FBNC comprises NBSUs, SNCUs, and KMC wards — not dialysis units. | ❌ Why Not Others? | B — Newborn Stabilisation Units (NBSU): a true statement, but the question asks EXCEPT | C — Special Newborn Care Units (SNCU): a true statement, but the question asks EXCEPT | D — Kangaroo Mother Care wards: a true statement, but the question asks EXCEPT | ⚠️ Exam Trap: EXCEPT question — the odd one out is the answer, not the true statements. | 💎 PNC Pearl: In EXCEPT questions, the odd one out is the answer.</w:t>
       </w:r>
     </w:p>
     <w:p>
@@ -4129,7 +4129,7 @@
     </w:p>
     <w:p>
       <w:r>
-        <w:t>Solution: The 4 Cs improve the quality of maternity care.</w:t>
+        <w:t>Solution: ✅ Correct Answer: A. Caring, competence, continuity, and communication | 🧠 Clinical Rationale: The 4 Cs improve the quality of maternity care. | ❌ Why Not Others? | B — Cost, cash, cards, and credit: not the appropriate nursing action here | C — Clean, cold, cover, and cook: not the appropriate nursing action here | D — Count, code, chart, and check: not the appropriate nursing action here | ⚠️ Exam Trap: Read the exact question — the correct fact and its look-alike options are easy to interchange. | 💎 PNC Pearl: Caring, competence, continuity, and communication → The 4 Cs improve the quality of maternity care</w:t>
       </w:r>
     </w:p>
     <w:p>
@@ -4174,7 +4174,7 @@
     </w:p>
     <w:p>
       <w:r>
-        <w:t>Solution: NHM offers free sterilisation with incentives for the acceptor.</w:t>
+        <w:t>Solution: ✅ Correct Answer: A. Free at public facilities with compensation for loss of wages | 🧠 Clinical Rationale: NHM offers free sterilisation with incentives for the acceptor. | ❌ Why Not Others? | B — Only in private clinics: not the appropriate nursing action here | C — Only in metros: not the appropriate nursing action here | D — Only to men: not the appropriate nursing action here | ⚠️ Exam Trap: Read the exact question — the correct fact and its look-alike options are easy to interchange. | 💎 PNC Pearl: Free at public facilities with compensation for loss of wages → NHM offers free sterilisation with incentives for the acceptor</w:t>
       </w:r>
     </w:p>
     <w:p>
@@ -4219,7 +4219,7 @@
     </w:p>
     <w:p>
       <w:r>
-        <w:t>Solution: HMDG supports treatment of serious illnesses for the poor.</w:t>
+        <w:t>Solution: ✅ Correct Answer: A. A grant for treatment of life-threatening diseases | 🧠 Clinical Rationale: HMDG supports treatment of serious illnesses for the poor. | ❌ Why Not Others? | B — A pension: not the appropriate nursing action here | C — A loan: not the appropriate nursing action here | D — A scholarship: not the appropriate nursing action here | ⚠️ Exam Trap: Read the exact question — the correct fact and its look-alike options are easy to interchange. | 💎 PNC Pearl: A grant for treatment of life-threatening diseases → HMDG supports treatment of serious illnesses for the poor</w:t>
       </w:r>
     </w:p>
     <w:p>
@@ -4264,7 +4264,7 @@
     </w:p>
     <w:p>
       <w:r>
-        <w:t>Solution: DLHS assesses district-level health indicators.</w:t>
+        <w:t>Solution: ✅ Correct Answer: A. District Level Household Survey | 🧠 Clinical Rationale: DLHS assesses district-level health indicators. | ❌ Why Not Others? | B — District Local Health Survey: not the appropriate nursing action here | C — District Level Health Scheme: not the appropriate nursing action here | D — District Laboratory Health Service: not the appropriate nursing action here | ⚠️ Exam Trap: Don’t confuse "District Level Household Survey" with "District Local Health Survey" — they look alike and are easy to interchange. | 💎 PNC Pearl: District Level Household Survey → DLHS assesses district-level health indicators</w:t>
       </w:r>
     </w:p>
     <w:p>
@@ -4309,7 +4309,7 @@
     </w:p>
     <w:p>
       <w:r>
-        <w:t>Solution: INAP aims for a neonatal mortality rate of ≤10 per 1000 by 2030.</w:t>
+        <w:t>Solution: ✅ Correct Answer: A. Reducing neonatal mortality to single digits by 2030 | 🧠 Clinical Rationale: INAP aims for a neonatal mortality rate of ≤10 per 1000 by 2030. | ❌ Why Not Others? | B — Only immunisation: not the appropriate nursing action here | C — Only nutrition: not the appropriate nursing action here | D — Only family planning: not the appropriate nursing action here | ⚠️ Exam Trap: Read the exact question — the correct fact and its look-alike options are easy to interchange. | 💎 PNC Pearl: Reducing neonatal mortality to single digits by 2030 → INAP aims for a neonatal mortality rate of ≤10 per 1000 by 2030</w:t>
       </w:r>
     </w:p>
     <w:p>
@@ -4354,7 +4354,7 @@
     </w:p>
     <w:p>
       <w:r>
-        <w:t>Solution: BCG is given soon after birth.</w:t>
+        <w:t>Solution: ✅ Correct Answer: A. Birth (within one year, preferably at birth) | 🧠 Clinical Rationale: BCG is given soon after birth. | ❌ Why Not Others? | B — One year: not the appropriate nursing action here | C — Five years: not the appropriate nursing action here | D — Ten years: not the appropriate nursing action here | ⚠️ Exam Trap: Don’t confuse "Birth (within one year, preferably at birth)" with "One year" — they look alike and are easy to interchange. | 💎 PNC Pearl: Birth (within one year, preferably at birth) → BCG is given soon after birth</w:t>
       </w:r>
     </w:p>
     <w:p>
@@ -4399,7 +4399,7 @@
     </w:p>
     <w:p>
       <w:r>
-        <w:t>Solution: Danger signs: unable to feed, convulsions, lethargy, severe chest indrawing, and hypothermia.</w:t>
+        <w:t>Solution: ✅ Correct Answer: A. Mild feeding difficulty that resolves | 🧠 Clinical Rationale: Danger signs: unable to feed, convulsions, lethargy, severe chest indrawing, and hypothermia. | ❌ Why Not Others? | B — Convulsions: a true statement, but the question asks EXCEPT | C — Lethargy: a true statement, but the question asks EXCEPT | D — Severe chest indrawing: a true statement, but the question asks EXCEPT | ⚠️ Exam Trap: EXCEPT question — the odd one out is the answer, not the true statements. | 💎 PNC Pearl: In EXCEPT questions, the odd one out is the answer.</w:t>
       </w:r>
     </w:p>
     <w:p>
@@ -4444,7 +4444,7 @@
     </w:p>
     <w:p>
       <w:r>
-        <w:t>Solution: Optimal nutrition and care in the first 1000 days prevent stunting and NCDs.</w:t>
+        <w:t>Solution: ✅ Correct Answer: A. Nutrition, immunisation, and responsive care | 🧠 Clinical Rationale: Optimal nutrition and care in the first 1000 days prevent stunting and NCDs. | ❌ Why Not Others? | B — Only education: not the first 1000 days' interventions | C — Only housing: not the first 1000 days' interventions | D — Only income: not the first 1000 days' interventions | ⚠️ Exam Trap: Read the exact question — the correct fact and its look-alike options are easy to interchange. | 💎 PNC Pearl: Nutrition, immunisation, and responsive care = the first 1000 days' interventions</w:t>
       </w:r>
     </w:p>
     <w:p>
@@ -4489,7 +4489,7 @@
     </w:p>
     <w:p>
       <w:r>
-        <w:t>Solution: Pregnant women receive IFA 100 mg + 500 mcg daily for 180 days.</w:t>
+        <w:t>Solution: ✅ Correct Answer: A. 100 mg elemental iron + 500 mcg folic acid daily | 🧠 Clinical Rationale: Pregnant women receive IFA 100 mg + 500 mcg daily for 180 days. | ❌ Why Not Others? | B — 10 mg iron daily: not the appropriate nursing action here | C — 1 g iron weekly: not the appropriate nursing action here | D — No iron: not the appropriate nursing action here | ⚠️ Exam Trap: Don’t confuse "100 mg elemental iron + 500 mcg folic acid daily" with "10 mg iron daily" — they look alike and are easy to interchange. | 💎 PNC Pearl: 100 mg elemental iron + 500 mcg folic acid daily → Pregnant women receive IFA 100 mg + 500 mcg daily for 180 days</w:t>
       </w:r>
     </w:p>
     <w:p>
@@ -4534,7 +4534,7 @@
     </w:p>
     <w:p>
       <w:r>
-        <w:t>Solution: RNTCP (now NTEP) is India's TB programme.</w:t>
+        <w:t>Solution: ✅ Correct Answer: A. Revised National Tuberculosis Control Programme | 🧠 Clinical Rationale: RNTCP (now NTEP) is India's TB programme. | ❌ Why Not Others? | B — Regional National TB Care Programme: not the appropriate nursing action here | C — Rural National TB Control Plan: not the appropriate nursing action here | D — Revised Nutrition TB Care Programme: not the appropriate nursing action here | ⚠️ Exam Trap: Don’t confuse "Revised National Tuberculosis Control Programme" with "Regional National TB Care Programme" — they look alike and are easy to interchange. | 💎 PNC Pearl: Revised National Tuberculosis Control Programme → RNTCP (now NTEP) is India's TB programme</w:t>
       </w:r>
     </w:p>
     <w:p>
@@ -4579,7 +4579,7 @@
     </w:p>
     <w:p>
       <w:r>
-        <w:t>Solution: Adolescent health covers nutrition, anaemia, mental health, and sexual-reproductive health.</w:t>
+        <w:t>Solution: ✅ Correct Answer: A. Anaemia control, nutrition, mental health, and SRH services | 🧠 Clinical Rationale: Adolescent health covers nutrition, anaemia, mental health, and sexual-reproductive health. | ❌ Why Not Others? | B — Only sports: not the appropriate nursing action here | C — Only education: not the appropriate nursing action here | D — Only vaccinations: not the appropriate nursing action here | ⚠️ Exam Trap: Read the exact question — the correct fact and its look-alike options are easy to interchange. | 💎 PNC Pearl: Anaemia control, nutrition, mental health, and SRH services → Adolescent health covers nutrition, anaemia, mental health, and sexual-reproductive health</w:t>
       </w:r>
     </w:p>
     <w:p>
@@ -4624,7 +4624,7 @@
     </w:p>
     <w:p>
       <w:r>
-        <w:t>Solution: Mobile Academy provides refresher training to ASHAs via mobiles.</w:t>
+        <w:t>Solution: ✅ Correct Answer: A. Training course for ASHAs on mobile phones | 🧠 Clinical Rationale: Mobile Academy provides refresher training to ASHAs via mobiles. | ❌ Why Not Others? | B — School: Bullying links to depression and suicide; address climate. | C — Hospital: Late-onset sepsis (after 72 hours) is often nosocomial; hand hygiene prevents it. | D — College: The electoral college elects the President. | ⚠️ Exam Trap: Read the exact question — the correct fact and its look-alike options are easy to interchange. | 💎 PNC Pearl: Training course for ASHAs on mobile phones → Mobile Academy provides refresher training to ASHAs via mobiles</w:t>
       </w:r>
     </w:p>
     <w:p>
@@ -4669,7 +4669,7 @@
     </w:p>
     <w:p>
       <w:r>
-        <w:t>Solution: NRCs treat severe acute malnutrition.</w:t>
+        <w:t>Solution: ✅ Correct Answer: A. Nutrition Rehabilitation Centre | 🧠 Clinical Rationale: NRCs treat severe acute malnutrition. | ❌ Why Not Others? | B — National Research Centre: not the appropriate nursing action here | C — Nursing Record Centre: not the appropriate nursing action here | D — Nutrition Referral Clinic: not the appropriate nursing action here | ⚠️ Exam Trap: Read the exact question — the correct fact and its look-alike options are easy to interchange. | 💎 PNC Pearl: Nutrition Rehabilitation Centre → NRCs treat severe acute malnutrition</w:t>
       </w:r>
     </w:p>
     <w:p>
@@ -4714,7 +4714,7 @@
     </w:p>
     <w:p>
       <w:r>
-        <w:t>Solution: JSSK entitles free transport; 108 provides emergency ambulance service.</w:t>
+        <w:t>Solution: ✅ Correct Answer: A. 108 ambulance (and JSSK transport entitlement) | 🧠 Clinical Rationale: JSSK entitles free transport; 108 provides emergency ambulance service. | ❌ Why Not Others? | B — Metro: not the appropriate nursing action here | C — Railway: not the appropriate nursing action here | D — Air ambulance only: not the appropriate nursing action here | ⚠️ Exam Trap: Read the exact question — the correct fact and its look-alike options are easy to interchange. | 💎 PNC Pearl: 108 ambulance (and JSSK transport entitlement) → JSSK entitles free transport; 108 provides emergency ambulance service</w:t>
       </w:r>
     </w:p>
     <w:p>
@@ -4759,7 +4759,7 @@
     </w:p>
     <w:p>
       <w:r>
-        <w:t>Solution: Kabir's dohas are popular across North India including Rajasthan.</w:t>
+        <w:t>Solution: ✅ Correct Answer: A. Maghar (near Gorakhpur) but his verses are recited in Rajasthan | 🧠 Clinical Rationale: Kabir's dohas are popular across North India including Rajasthan. | ❌ Why Not Others? | B — Jaipur: Is the capital of Rajasthan. | C — Jodhpur: The Rajasthan High Court is in Jodhpur. | D — Ajmer: The Chishti silsila is centred at Ajmer. | ⚠️ Exam Trap: Read the exact question — the correct fact and its look-alike options are easy to interchange. | 💎 PNC Pearl: Maghar (near Gorakhpur) but his verses are recited in Rajasthan → Kabir's dohas are popular across North India including Rajasthan</w:t>
       </w:r>
     </w:p>
     <w:p>
@@ -4804,7 +4804,7 @@
     </w:p>
     <w:p>
       <w:r>
-        <w:t>Solution: India Stack includes Aadhaar, UPI, and DigiLocker.</w:t>
+        <w:t>Solution: ✅ Correct Answer: A. A set of digital public infrastructure APIs | 📰 Why: India Stack includes Aadhaar, UPI, and DigiLocker. | ❌ Why Not Others? | B — A satellite: not the correct fact here | C — A rocket: not the correct fact here | D — A dam: not the correct fact here | ⚠️ Exam Trap: Read the exact question — the correct fact and its look-alike options are easy to interchange. | 💎 PNC CA Pearl: A set of digital public infrastructure APIs → India Stack includes Aadhaar, UPI, and DigiLocker</w:t>
       </w:r>
     </w:p>
     <w:p>
@@ -4849,7 +4849,7 @@
     </w:p>
     <w:p>
       <w:r>
-        <w:t>Solution: Deeg was fought during the Anglo-Maratha wars.</w:t>
+        <w:t>Solution: ✅ Correct Answer: A. Maratha and British conflicts | 🧠 Explanation: Deeg was fought during the Anglo-Maratha wars. | ❌ Why Not Others? | B — Mughal wars: not the correct fact here | C — Rajput wars: not the correct fact here | D — Sikh wars: not the correct fact here | ⚠️ Exam Trap: Read the exact question — the correct fact and its look-alike options are easy to interchange. | 💎 PNC GK Pearl: Maratha and British conflicts → Deeg was fought during the Anglo-Maratha wars</w:t>
       </w:r>
     </w:p>
     <w:p>
@@ -4894,7 +4894,7 @@
     </w:p>
     <w:p>
       <w:r>
-        <w:t>Solution: RRBs and self-help groups deliver rural microcredit.</w:t>
+        <w:t>Solution: ✅ Correct Answer: A. Regional Rural Banks and SHGs | 🧠 Clinical Rationale: RRBs and self-help groups deliver rural microcredit. | ❌ Why Not Others? | B — Only the RBI: not the appropriate nursing action here | C — Only private banks: not the appropriate nursing action here | D — Only foreign banks: not the appropriate nursing action here | ⚠️ Exam Trap: Read the exact question — the correct fact and its look-alike options are easy to interchange. | 💎 PNC Pearl: Regional Rural Banks and SHGs → RRBs and self-help groups deliver rural microcredit</w:t>
       </w:r>
     </w:p>
     <w:p>
@@ -4939,7 +4939,7 @@
     </w:p>
     <w:p>
       <w:r>
-        <w:t>Solution: Gati Shakti integrates multimodal infrastructure planning.</w:t>
+        <w:t>Solution: ✅ Correct Answer: A. National master plan for infrastructure | 📰 Why: Gati Shakti integrates multimodal infrastructure planning. | ❌ Why Not Others? | B — Highway toll scheme: not the correct fact here | C — Railway food scheme: not the correct fact here | D — Digital payments plan: not the correct fact here | ⚠️ Exam Trap: Read the exact question — the correct fact and its look-alike options are easy to interchange. | 💎 PNC CA Pearl: National master plan for infrastructure → Gati Shakti integrates multimodal infrastructure planning</w:t>
       </w:r>
     </w:p>
     <w:p>
@@ -4984,7 +4984,7 @@
     </w:p>
     <w:p>
       <w:r>
-        <w:t>Solution: Eklingji, the patron deity of the Mewar dynasty, is a form of Shiva.</w:t>
+        <w:t>Solution: ✅ Correct Answer: A. Lord Shiva | 🧠 Explanation: Eklingji, the patron deity of the Mewar dynasty, is a form of Shiva. | ❌ Why Not Others? | B — Lord Vishnu: not the correct fact here | C — Lord Brahma: Pushkar is the site of the rare Brahma temple and holy lake. | D — Goddess Durga: not the correct fact here | ⚠️ Exam Trap: Read the exact question — the correct fact and its look-alike options are easy to interchange. | 💎 PNC GK Pearl: Lord Shiva → Eklingji, the patron deity of the Mewar dynasty is a form of Shiva</w:t>
       </w:r>
     </w:p>
     <w:p>
@@ -5029,7 +5029,7 @@
     </w:p>
     <w:p>
       <w:r>
-        <w:t>Solution: Chandan and Nachana are in Jaisalmer.</w:t>
+        <w:t>Solution: ✅ Correct Answer: A. Jaisalmer | 🧠 Explanation: Chandan and Nachana are in Jaisalmer. | ❌ Why Not Others? | B — Barmer: Balotra was carved from Barmer. | C — Bikaner: MGS University is in Bikaner. | D — Jodhpur: Jodhpur = Blue City | ⚠️ Exam Trap: Read the exact question — the correct fact and its look-alike options are easy to interchange. | 💎 PNC GK Pearl: Chandan and Nachana are in Jaisalmer.</w:t>
       </w:r>
     </w:p>
     <w:p>
@@ -5074,7 +5074,7 @@
     </w:p>
     <w:p>
       <w:r>
-        <w:t>Solution: CO₂ (with methane and others) drives the greenhouse effect.</w:t>
+        <w:t>Solution: ✅ Correct Answer: A. Carbon dioxide | 🧠 Explanation: CO₂ (with methane and others) drives the greenhouse effect. | ❌ Why Not Others? | B — Oxygen: (~46%) and silicon (~28%) dominate the crust. | C — Nitrogen: Makes up about 78% of the atmosphere. | D — Helium: Is light and non-flammable. | ⚠️ Exam Trap: Read the exact question — the correct fact and its look-alike options are easy to interchange. | 💎 PNC GK Pearl: Carbon dioxide → CO₂ (with methane and others) drives the greenhouse effect</w:t>
       </w:r>
     </w:p>
     <w:p>
@@ -5119,7 +5119,7 @@
     </w:p>
     <w:p>
       <w:r>
-        <w:t>Solution: Jodhpur's water supply taps Kaylana and Bisalpur links.</w:t>
+        <w:t>Solution: ✅ Correct Answer: A. Jodhpur | 🧠 Explanation: Jodhpur's water supply taps Kaylana and Bisalpur links. | ❌ Why Not Others? | B — Jaipur: Jaipur = Sawai Man Singh II | C — Bikaner: MGS University is in Bikaner. | D — Udaipur: Udaipur = Maharana Pratap | ⚠️ Exam Trap: Read the exact question — the correct fact and its look-alike options are easy to interchange. | 💎 PNC GK Pearl: Jodhpur → s water supply taps Kaylana and Bisalpur links</w:t>
       </w:r>
     </w:p>
     <w:p>
@@ -5164,7 +5164,7 @@
     </w:p>
     <w:p>
       <w:r>
-        <w:t>Solution: The Bengal tiger is the national animal.</w:t>
+        <w:t>Solution: ✅ Correct Answer: A. Bengal Tiger | 🧠 Clinical Rationale: The Bengal tiger is the national animal. | ❌ Why Not Others? | B — Lion: The Lion Capital at Sarnath inspired the national emblem. | C — Elephant: The elephant was declared the national heritage animal. | D — Leopard: not the appropriate nursing action here | ⚠️ Exam Trap: Read the exact question — the correct fact and its look-alike options are easy to interchange. | 💎 PNC Pearl: Bengal Tiger → the national animal</w:t>
       </w:r>
     </w:p>
     <w:p>
@@ -5209,7 +5209,7 @@
     </w:p>
     <w:p>
       <w:r>
-        <w:t>Solution: Sambhar is the largest inland salt lake of India.</w:t>
+        <w:t>Solution: ✅ Correct Answer: A. Sambhar Lake | 🧠 Clinical Rationale: Sambhar is the largest inland salt lake of India. | ❌ Why Not Others? | B — Pichola Lake: not the largest saltwater lake | C — Jaisamand: Near Udaipur, is the largest artificial freshwater lake. — not the largest saltwater lake | D — Pushkar Lake: not the largest saltwater lake | ⚠️ Exam Trap: Read the exact question — the correct fact and its look-alike options are easy to interchange. | 💎 PNC Pearl: Sambhar Lake = the largest saltwater lake</w:t>
       </w:r>
     </w:p>
     <w:p>
@@ -5254,7 +5254,7 @@
     </w:p>
     <w:p>
       <w:r>
-        <w:t>Solution: It funded indigenous COVID vaccine development.</w:t>
+        <w:t>Solution: ✅ Correct Answer: A. Vaccine development in India | 📰 Why: It funded indigenous COVID vaccine development. | ❌ Why Not Others? | B — Ventilator imports: not the correct fact here | C — Hospital buildings: not the correct fact here | D — Testing kits only: not the correct fact here | ⚠️ Exam Trap: Read the exact question — the correct fact and its look-alike options are easy to interchange. | 💎 PNC CA Pearl: Vaccine development in India → It funded indigenous COVID vaccine development</w:t>
       </w:r>
     </w:p>
     <w:p>
@@ -5299,7 +5299,7 @@
     </w:p>
     <w:p>
       <w:r>
-        <w:t>Solution: Frequency is measured in hertz (Hz).</w:t>
+        <w:t>Solution: ✅ Correct Answer: A. Hertz | 🧠 Explanation: Frequency is measured in hertz (Hz). | ❌ Why Not Others? | B — Newton: Force is measured in newtons (N); work in joules. — not the unit of frequency | C — Joule: Work and energy are measured in joules. — not the unit of frequency | D — Watt: Power is measured in watts (J/s). — not the unit of frequency | ⚠️ Exam Trap: Match each unit to its exact quantity — units of related quantities are the classic trap. | 💎 PNC GK Pearl: Hertz = unit of frequency</w:t>
       </w:r>
     </w:p>
     <w:p>
@@ -5344,7 +5344,7 @@
     </w:p>
     <w:p>
       <w:r>
-        <w:t>Solution: It improves irrigation efficiency.</w:t>
+        <w:t>Solution: ✅ Correct Answer: A. Micro-irrigation and water efficiency | 🧠 Clinical Rationale: It improves irrigation efficiency. | ❌ Why Not Others? | B — More rainfall: not the appropriate nursing action here | C — More dams: not the appropriate nursing action here | D — More wells: not the appropriate nursing action here | ⚠️ Exam Trap: Read the exact question — the correct fact and its look-alike options are easy to interchange. | 💎 PNC Pearl: Micro-irrigation and water efficiency → It improves irrigation efficiency</w:t>
       </w:r>
     </w:p>
     <w:p>
@@ -5389,7 +5389,7 @@
     </w:p>
     <w:p>
       <w:r>
-        <w:t>Solution: Motors rotate using magnetic forces on a current loop.</w:t>
+        <w:t>Solution: ✅ Correct Answer: A. Electrical energy into mechanical energy | 🧠 Explanation: Motors rotate using magnetic forces on a current loop. | ❌ Why Not Others? | B — Mechanical into electrical: not the correct fact here | C — Heat into light: not the correct fact here | D — Sound into light: not the correct fact here | ⚠️ Exam Trap: Don’t confuse "Electrical energy into mechanical energy" with "Mechanical into electrical" — they look alike and are easy to interchange. | 💎 PNC GK Pearl: Electrical energy into mechanical energy → Motors rotate using magnetic forces on a current loop</w:t>
       </w:r>
     </w:p>
     <w:p>
@@ -5434,7 +5434,7 @@
     </w:p>
     <w:p>
       <w:r>
-        <w:t>Solution: खगोल में 'ग्रह' (planet) का पर्यायवाची सामान्य हिंदी में नहीं है; 'नक्षत्र' तारों के समूह को कहते हैं।</w:t>
+        <w:t>Solution: ✅ Correct Answer: A. ग्रह/तारा नहीं — 'ग्रह' का पर्याय 'तारे' से भिन्न | 🧠 Grammar Rule: खगोल में 'ग्रह' (planet) का पर्यायवाची सामान्य हिंदी में नहीं है; 'नक्षत्र' तारों के समूह को कहते हैं। | ❌ Why Not Others? | B — उपग्रह: not the correct answer here | C — नक्षत्र: not the correct answer here | D — चंद्र: not the correct answer here | ⚠️ Exam Trap: Read the exact question — the correct fact and its look-alike options are easy to interchange. | 📌 Rule to Remember: ग्रह/तारा नहीं — 'ग्रह' का पर्याय 'तारे' से भिन्न → खगोल में 'ग्रह' (planet) का पर्यायवाची सामान्य हिंदी में नहीं है; 'नक्षत्र' तारों के समूह को कहते हैं।</w:t>
       </w:r>
     </w:p>
     <w:p>
@@ -5479,7 +5479,7 @@
     </w:p>
     <w:p>
       <w:r>
-        <w:t>Solution: गुण संधि: य + उ = यो, अतः 'सूर्योदय'।</w:t>
+        <w:t>Solution: ✅ Correct Answer: A. सूर्योदय | 🧠 Grammar Rule: गुण संधि: य + उ = यो, अतः 'सूर्योदय'। | ❌ Why Not Others? | B — सूर्युदय: not the correct answer here | C — सूर्यादय: not the correct answer here | D — सूरजोदय: not the correct answer here | ⚠️ Exam Trap: Read the exact question — the correct fact and its look-alike options are easy to interchange. | 📌 Rule to Remember: सूर्योदय → गुण संधि: य + उ = यो, अतः ' '।</w:t>
       </w:r>
     </w:p>
     <w:p>
@@ -5524,7 +5524,7 @@
     </w:p>
     <w:p>
       <w:r>
-        <w:t>Solution: 'देव' का स्त्रीलिंग 'देवी' है।</w:t>
+        <w:t>Solution: ✅ Correct Answer: A. देवी | 🧠 Grammar Rule: 'देव' का स्त्रीलिंग 'देवी' है। | ❌ Why Not Others? | B — देविका: not the correct answer here | C — देवांगना: not the correct answer here | D — देवता: not the correct answer here | ⚠️ Exam Trap: Read the exact question — the correct fact and its look-alike options are easy to interchange. | 📌 Rule to Remember: देवी → देव' का स्त्रीलिंग ' ' है।</w:t>
       </w:r>
     </w:p>
     <w:p>
@@ -5569,7 +5569,7 @@
     </w:p>
     <w:p>
       <w:r>
-        <w:t>Solution: 'आरोग्य' का अर्थ स्वास्थ्य है।</w:t>
+        <w:t>Solution: ✅ Correct Answer: A. स्वास्थ्य | 🧠 Grammar Rule: 'आरोग्य' का अर्थ स्वास्थ्य है। | ❌ Why Not Others? | B — रोग: not the correct answer here | C — दुख: 'सुख' का विलोम 'दुख' है। | D — कष्ट: not the correct answer here | ⚠️ Exam Trap: Read the exact question — the correct fact and its look-alike options are easy to interchange. | 📌 Rule to Remember: स्वास्थ्य → आरोग्य' का अर्थ है।</w:t>
       </w:r>
     </w:p>
     <w:p>
@@ -5614,7 +5614,7 @@
     </w:p>
     <w:p>
       <w:r>
-        <w:t>Solution: Ornithology studies birds.</w:t>
+        <w:t>Solution: ✅ Correct Answer: A. Ornithology | 🧠 Grammar Rule: Ornithology studies birds. | ❌ Why Not Others? | B — Zoology: not the correct answer here | C — Entomology: not the correct answer here | D — Herpetology: not the correct answer here | ⚠️ Exam Trap: Read the exact question — the correct fact and its look-alike options are easy to interchange. | 📌 Rule to Remember: Ornithology → studies birds</w:t>
       </w:r>
     </w:p>
     <w:p>
@@ -5659,7 +5659,7 @@
     </w:p>
     <w:p>
       <w:r>
-        <w:t>Solution: 'Reaction' is the noun.</w:t>
+        <w:t>Solution: ✅ Correct Answer: A. reaction | 🧠 Grammar Rule: 'Reaction' is the noun. | ❌ Why Not Others? | B — reactive: not the correct answer here | C — react: not the correct answer here | D — reacting: not the correct answer here | ⚠️ Exam Trap: Don’t confuse "reaction" with "react" — they look alike and are easy to interchange. | 📌 Rule to Remember: reaction → the noun</w:t>
       </w:r>
     </w:p>
     <w:p>
@@ -5704,7 +5704,7 @@
     </w:p>
     <w:p>
       <w:r>
-        <w:t>Solution: 'Treatment' is the noun.</w:t>
+        <w:t>Solution: ✅ Correct Answer: A. treatment | 🧠 Grammar Rule: 'Treatment' is the noun. | ❌ Why Not Others? | B — treat: not the correct answer here | C — treating: not the correct answer here | D — treated: not the correct answer here | ⚠️ Exam Trap: Don’t confuse "treatment" with "treat" — they look alike and are easy to interchange. | 📌 Rule to Remember: treatment → the noun</w:t>
       </w:r>
     </w:p>
     <w:p>
@@ -5749,7 +5749,7 @@
     </w:p>
     <w:p>
       <w:r>
-        <w:t>Solution: Past perfect backshifts in indirect speech.</w:t>
+        <w:t>Solution: ✅ Correct Answer: A. She said that she had finished the work. | 🧠 Grammar Rule: Past perfect backshifts in indirect speech. | ❌ Why Not Others? | B — She said that she has finished the work.: not the correct answer here | C — She said that she finish the work.: not the correct answer here | D — She said she have finished the work.: not the correct answer here | ⚠️ Exam Trap: Don’t confuse "She said that she had finished the work." with "She said that she has finished the work." — they look alike and are easy to interchange. | 📌 Rule to Remember: She said that she had finished the work. → Past perfect backshifts in indirect speech</w:t>
       </w:r>
     </w:p>
     <w:p>
@@ -5794,7 +5794,7 @@
     </w:p>
     <w:p>
       <w:r>
-        <w:t>Solution: दो समान पदों के योग से द्वंद्व समास।</w:t>
+        <w:t>Solution: ✅ Correct Answer: A. द्वंद्व समास | 🧠 Grammar Rule: दो समान पदों के योग से द्वंद्व समास। | ❌ Why Not Others? | B — तत्पुरुष समास: राजा का पुत्र — संबंध तत्पुरुष समास। | C — बहुव्रीहि समास: चक्र पाणि में है (जिसके हाथ में चक्र) — बहुव्रीहि समास। | D — कर्मधारय समास: नील कमल (विशेषण-विशेष्य) — कर्मधारय समास। | ⚠️ Exam Trap: Read the exact question — the correct fact and its look-alike options are easy to interchange. | 📌 Rule to Remember: द्वंद्व समास → दो समान पदों के योग से ।</w:t>
       </w:r>
     </w:p>
     <w:p>
@@ -5839,7 +5839,7 @@
     </w:p>
     <w:p>
       <w:r>
-        <w:t>Solution: 'हाथी' का पर्यायवाची 'गज' है।</w:t>
+        <w:t>Solution: ✅ Correct Answer: A. गज | 🧠 Grammar Rule: 'हाथी' का पर्यायवाची 'गज' है। | ❌ Why Not Others? | B — सिंह: not the correct answer here | C — मृग: not the correct answer here | D — व्याघ्र: 'व्याघ्र' बाघ का पर्यायवाची है। | ⚠️ Exam Trap: Read the exact question — the correct fact and its look-alike options are easy to interchange. | 📌 Rule to Remember: गज → हाथी' का पर्यायवाची ' ' है।</w:t>
       </w:r>
     </w:p>
     <w:p>
@@ -5884,7 +5884,7 @@
     </w:p>
     <w:p>
       <w:r>
-        <w:t>Solution: 'Give up' means to quit.</w:t>
+        <w:t>Solution: ✅ Correct Answer: A. up | 🧠 Grammar Rule: 'Give up' means to quit. | ❌ Why Not Others? | B — in: not the correct answer here | C — away: 'No sooner ... than' is the correct correlative pair with inversion. | D — off: 'Put off' means to postpone. | ⚠️ Exam Trap: Read the exact question — the correct fact and its look-alike options are easy to interchange. | 📌 Rule to Remember: up → Give ' means to quit</w:t>
       </w:r>
     </w:p>
     <w:p>
@@ -5929,7 +5929,7 @@
     </w:p>
     <w:p>
       <w:r>
-        <w:t>Solution: An autobiography is written by the person about themselves.</w:t>
+        <w:t>Solution: ✅ Correct Answer: A. Autobiography | 🧠 Grammar Rule: An autobiography is written by the person about themselves. | ❌ Why Not Others? | B — Biography: not the correct answer here | C — Memoir: not the correct answer here | D — Diary: not the correct answer here | ⚠️ Exam Trap: Don’t confuse "Autobiography" with "Biography" — they look alike and are easy to interchange. | 📌 Rule to Remember: Autobiography → written by the person about themselves</w:t>
       </w:r>
     </w:p>
     <w:p>
@@ -5974,7 +5974,7 @@
     </w:p>
     <w:p>
       <w:r>
-        <w:t>Solution: 'Scarcely...when' uses inversion with the past perfect.</w:t>
+        <w:t>Solution: ✅ Correct Answer: A. Scarcely had he left when it began to rain. | 🧠 Grammar Rule: 'Scarcely...when' uses inversion with the past perfect. | ❌ Why Not Others? | B — Scarcely he had left when it began to rain.: not the correct answer here | C — Scarcely had he left than it began to rain.: not the correct answer here | D — Scarcely he left when it rained.: not the correct answer here | ⚠️ Exam Trap: Don’t confuse "Scarcely had he left when it began to rain." with "Scarcely he had left when it began to rain." — they look alike and are easy to interchange. | 📌 Rule to Remember: Scarcely had he left when it began to rain. → Scarcely...when' uses inversion with the past perfect</w:t>
       </w:r>
     </w:p>
     <w:p>
@@ -6019,7 +6019,7 @@
     </w:p>
     <w:p>
       <w:r>
-        <w:t>Solution: नील कमल (विशेषण-विशेष्य) — कर्मधारय समास।</w:t>
+        <w:t>Solution: ✅ Correct Answer: A. कर्मधारय समास | 🧠 Grammar Rule: नील कमल (विशेषण-विशेष्य) — कर्मधारय समास। | ❌ Why Not Others? | B — तत्पुरुष समास: राजा का पुत्र — संबंध तत्पुरुष समास। | C — द्वंद्व समास: दो समान पदों के योग से द्वंद्व समास। | D — बहुव्रीहि समास: चक्र पाणि में है (जिसके हाथ में चक्र) — बहुव्रीहि समास। | ⚠️ Exam Trap: Read the exact question — the correct fact and its look-alike options are easy to interchange. | 📌 Rule to Remember: कर्मधारय समास → नील कमल (विशेषण-विशेष्य) — ।</w:t>
       </w:r>
     </w:p>
     <w:p>
@@ -6064,7 +6064,7 @@
     </w:p>
     <w:p>
       <w:r>
-        <w:t>Solution: Ephemeral means lasting a very short time.</w:t>
+        <w:t>Solution: ✅ Correct Answer: A. Short-lived | 🧠 Grammar Rule: Ephemeral means lasting a very short time. | ❌ Why Not Others? | B — Eternal: not the correct answer here | C — Permanent: Temporary means short-lived; permanent is its opposite. | D — Durable: not the correct answer here | ⚠️ Exam Trap: Read the exact question — the correct fact and its look-alike options are easy to interchange. | 📌 Rule to Remember: Short-lived → Ephemeral means lasting a very short time</w:t>
       </w:r>
     </w:p>
     <w:p>
@@ -6109,7 +6109,7 @@
     </w:p>
     <w:p>
       <w:r>
-        <w:t>Solution: SIEM aggregates and analyses security events.</w:t>
+        <w:t>Solution: ✅ Correct Answer: A. Security information and event management | 🧠 Explanation: SIEM aggregates and analyses security events. | ❌ Why Not Others? | B — Managing screens: not the correct option here | C — Storing backups: not the correct option here | D — Printing logs: not the correct option here | ⚠️ Exam Trap: Read the exact question — the correct fact and its look-alike options are easy to interchange. | 💎 PNC Pearl: Security information and event management → SIEM aggregates and analyses security events</w:t>
       </w:r>
     </w:p>
     <w:p>
@@ -6154,7 +6154,7 @@
     </w:p>
     <w:p>
       <w:r>
-        <w:t>Solution: Full-disk and file encryption secure stored data.</w:t>
+        <w:t>Solution: ✅ Correct Answer: A. Stored data from unauthorized access | 🧠 Explanation: Full-disk and file encryption secure stored data. | ❌ Why Not Others? | B — Only active calls: not the correct option here | C — Only printed pages: not the correct option here | D — Nothing: not the correct option here | ⚠️ Exam Trap: Read the exact question — the correct fact and its look-alike options are easy to interchange. | 💎 PNC Pearl: Stored data from unauthorized access → Full-disk and file encryption secure stored data</w:t>
       </w:r>
     </w:p>
     <w:p>
@@ -6199,7 +6199,7 @@
     </w:p>
     <w:p>
       <w:r>
-        <w:t>Solution: MP4 is a common digital video container format.</w:t>
+        <w:t>Solution: ✅ Correct Answer: A. Video files | 🧠 Explanation: MP4 is a common digital video container format. | ❌ Why Not Others? | B — Spreadsheets: Apps like Word and Excel perform user tasks. | C — Text documents: not the correct option here | D — Programs: .py files contain Python source code. | ⚠️ Exam Trap: Read the exact question — the correct fact and its look-alike options are easy to interchange. | 💎 PNC Pearl: Video files → MP4 is a common digital video container format</w:t>
       </w:r>
     </w:p>
     <w:p>
@@ -6244,7 +6244,7 @@
     </w:p>
     <w:p>
       <w:r>
-        <w:t>Solution: CVSS rates vulnerability severity from 0 to 10.</w:t>
+        <w:t>Solution: ✅ Correct Answer: A. Severity of a vulnerability | 🧠 Explanation: CVSS rates vulnerability severity from 0 to 10. | ❌ Why Not Others? | B — CPU speed: not the correct option here | C — Screen size: not the correct option here | D — Battery life: not the correct option here | ⚠️ Exam Trap: Read the exact question — the correct fact and its look-alike options are easy to interchange. | 💎 PNC Pearl: Severity of a vulnerability → CVSS rates vulnerability severity from 0 to 10</w:t>
       </w:r>
     </w:p>
     <w:p>
@@ -6289,7 +6289,7 @@
     </w:p>
     <w:p>
       <w:r>
-        <w:t>Solution: Mice, touchpads, and trackballs move the cursor.</w:t>
+        <w:t>Solution: ✅ Correct Answer: A. The pointing device | 🧠 Explanation: Mice, touchpads, and trackballs move the cursor. | ❌ Why Not Others? | B — The printer: not the correct option here | C — The speaker: not the correct option here | D — The power supply: not the correct option here | ⚠️ Exam Trap: Read the exact question — the correct fact and its look-alike options are easy to interchange. | 💎 PNC Pearl: The pointing device → Mice, touchpads, and trackballs move the cursor</w:t>
       </w:r>
     </w:p>
     <w:p>
@@ -6334,7 +6334,7 @@
     </w:p>
     <w:p>
       <w:r>
-        <w:t>Solution: Switches learn MAC addresses and direct frames precisely; hubs broadcast.</w:t>
+        <w:t>Solution: ✅ Correct Answer: A. Sends data only to the intended device | 🧠 Explanation: Switches learn MAC addresses and direct frames precisely; hubs broadcast. | ❌ Why Not Others? | B — Sends to all devices: not the correct option here | C — Is slower: not the correct option here | D — Cannot connect computers: not the correct option here | ⚠️ Exam Trap: Read the exact question — the correct fact and its look-alike options are easy to interchange. | 💎 PNC Pearl: Sends data only to the intended device → Switches learn MAC addresses and direct frames precisely; hubs broadcast</w:t>
       </w:r>
     </w:p>
     <w:p>
@@ -6379,7 +6379,7 @@
     </w:p>
     <w:p>
       <w:r>
-        <w:t>Solution: Users can request corrections to their data.</w:t>
+        <w:t>Solution: ✅ Correct Answer: A. Correct inaccurate personal data | 🧠 Explanation: Users can request corrections to their data. | ❌ Why Not Others? | B — Delete the whole company: not the correct option here | C — Change passwords only: not the correct option here | D — View others' data: not the correct option here | ⚠️ Exam Trap: Read the exact question — the correct fact and its look-alike options are easy to interchange. | 💎 PNC Pearl: Correct inaccurate personal data → Users can request corrections to their data</w:t>
       </w:r>
     </w:p>
     <w:p>
@@ -6424,7 +6424,7 @@
     </w:p>
     <w:p>
       <w:r>
-        <w:t>Solution: Fileless attacks live in memory and registry.</w:t>
+        <w:t>Solution: ✅ Correct Answer: A. Runs in memory without dropping files | 🧠 Explanation: Fileless attacks live in memory and registry. | ❌ Why Not Others? | B — Only stores files: not the correct option here | C — Only scans: not the correct option here | D — Only boots: not the correct option here | ⚠️ Exam Trap: Read the exact question — the correct fact and its look-alike options are easy to interchange. | 💎 PNC Pearl: Runs in memory without dropping files → Fileless attacks live in memory and registry</w:t>
       </w:r>
     </w:p>
     <w:p>
@@ -6469,7 +6469,7 @@
     </w:p>
     <w:p>
       <w:r>
-        <w:t>Solution: Ada wrote the first algorithm intended for Babbage's Analytical Engine.</w:t>
+        <w:t>Solution: ✅ Correct Answer: A. Programmer | 🧠 Explanation: Ada wrote the first algorithm intended for Babbage's Analytical Engine. | ❌ Why Not Others? | B — Engineer: not the first | C — Typist: not the first | D — Designer: not the first | ⚠️ Exam Trap: Read the exact question — the correct fact and its look-alike options are easy to interchange. | 💎 PNC Pearl: Programmer = the first</w:t>
       </w:r>
     </w:p>
     <w:p>
@@ -6514,7 +6514,7 @@
     </w:p>
     <w:p>
       <w:r>
-        <w:t>Solution: ASLR defeats predictable address attacks.</w:t>
+        <w:t>Solution: ✅ Correct Answer: A. Randomising memory addresses | 🧠 Explanation: ASLR defeats predictable address attacks. | ❌ Why Not Others? | B — Encrypting the disk: not the correct option here | C — Slowing the CPU: not the correct option here | D — Blocking ads: not the correct option here | ⚠️ Exam Trap: Read the exact question — the correct fact and its look-alike options are easy to interchange. | 💎 PNC Pearl: Randomising memory addresses → ASLR defeats predictable address attacks</w:t>
       </w:r>
     </w:p>
     <w:p>
@@ -6559,7 +6559,7 @@
     </w:p>
     <w:p>
       <w:r>
-        <w:t>Solution: TRIM keeps SSD performance high by clearing stale blocks.</w:t>
+        <w:t>Solution: ✅ Correct Answer: A. SSDs to manage unused blocks | 🧠 Explanation: TRIM keeps SSD performance high by clearing stale blocks. | ❌ Why Not Others? | B — HDDs only: not the correct option here | C — Printers: The parallel port connected older printers. | D — Monitors: 16:9 is the standard widescreen format. | ⚠️ Exam Trap: Read the exact question — the correct fact and its look-alike options are easy to interchange. | 💎 PNC Pearl: SSDs to manage unused blocks → TRIM keeps SSD performance high by clearing stale blocks</w:t>
       </w:r>
     </w:p>
     <w:p>
@@ -6604,7 +6604,7 @@
     </w:p>
     <w:p>
       <w:r>
-        <w:t>Solution: uname reports OS and kernel details.</w:t>
+        <w:t>Solution: ✅ Correct Answer: A. System and kernel information | 🧠 Explanation: uname reports OS and kernel details. | ❌ Why Not Others? | B — User names: not the correct option here | C — Network names: not the correct option here | D — File names: not the correct option here | ⚠️ Exam Trap: Read the exact question — the correct fact and its look-alike options are easy to interchange. | 💎 PNC Pearl: System and kernel information → uname reports OS and kernel details</w:t>
       </w:r>
     </w:p>
     <w:p>
@@ -6649,7 +6649,7 @@
     </w:p>
     <w:p>
       <w:r>
-        <w:t>Solution: Sandboxes contain malware for analysis.</w:t>
+        <w:t>Solution: ✅ Correct Answer: A. An isolated environment to run untrusted code | 🧠 Explanation: Sandboxes contain malware for analysis. | ❌ Why Not Others? | B — A backup drive: not the correct option here | C — A firewall brand: not the correct option here | D — A cable: not the correct option here | ⚠️ Exam Trap: Read the exact question — the correct fact and its look-alike options are easy to interchange. | 💎 PNC Pearl: An isolated environment to run untrusted code → Sandboxes contain malware for analysis</w:t>
       </w:r>
     </w:p>
     <w:p>
@@ -6694,7 +6694,7 @@
     </w:p>
     <w:p>
       <w:r>
-        <w:t>Solution: Editors edit text; IDEs add project tools.</w:t>
+        <w:t>Solution: ✅ Correct Answer: A. Lacks integrated build/debug tools | 🧠 Explanation: Editors edit text; IDEs add project tools. | ❌ Why Not Others? | B — Cannot edit files: not the correct option here | C — Is always slower: not the correct option here | D — Only prints: not the correct option here | ⚠️ Exam Trap: Read the exact question — the correct fact and its look-alike options are easy to interchange. | 💎 PNC Pearl: Lacks integrated build/debug tools → Editors edit text; IDEs add project tools</w:t>
       </w:r>
     </w:p>
     <w:p>
@@ -6739,7 +6739,7 @@
     </w:p>
     <w:p>
       <w:r>
-        <w:t>Solution: Templates use .potx; shows .ppsx.</w:t>
+        <w:t>Solution: ✅ Correct Answer: A. .potx | 🧠 Explanation: Templates use .potx; shows .ppsx. | ❌ Why Not Others? | B — .pptx: PowerPoint presentations use .pptx. | C — .ppsx: not the correct option here | D — .xltx: not the correct option here | ⚠️ Exam Trap: Read the exact question — the correct fact and its look-alike options are easy to interchange. | 💎 PNC Pearl: .potx → Templates use ; shows .ppsx</w:t>
       </w:r>
     </w:p>
     <w:p>
